--- a/00-首页/题组Word/专项卷/一分册/专项卷VIII-教师版.docx
+++ b/00-首页/题组Word/专项卷/一分册/专项卷VIII-教师版.docx
@@ -228,15 +228,25 @@
         <w:rPr>
           <w:rFonts w:ascii="Times New Roman" w:hAnsi="Times New Roman" w:eastAsia="Times New Roman" w:cs="Times New Roman"/>
         </w:rPr>
-        <w:t xml:space="preserve"> CO</w:t>
-      </w:r>
-      <w:r>
-        <w:rPr>
-          <w:rFonts w:ascii="Times New Roman" w:hAnsi="Times New Roman" w:eastAsia="Times New Roman" w:cs="Times New Roman"/>
-          <w:vertAlign w:val="subscript"/>
-        </w:rPr>
-        <w:t>2</w:t>
-      </w:r>
+        <w:t xml:space="preserve"> </w:t>
+      </w:r>
+      <m:oMath>
+        <m:r>
+          <m:t>C</m:t>
+        </m:r>
+        <m:sSub>
+          <m:e>
+            <m:r>
+              <m:t>O</m:t>
+            </m:r>
+          </m:e>
+          <m:sub>
+            <m:r>
+              <m:t>2</m:t>
+            </m:r>
+          </m:sub>
+        </m:sSub>
+      </m:oMath>
       <w:r>
         <w:rPr>
           <w:rFonts w:ascii="Times New Roman" w:hAnsi="Times New Roman" w:eastAsia="Times New Roman" w:cs="Times New Roman"/>
@@ -355,15 +365,25 @@
         <w:rPr>
           <w:rFonts w:ascii="Times New Roman" w:hAnsi="Times New Roman" w:eastAsia="Times New Roman" w:cs="Times New Roman"/>
         </w:rPr>
-        <w:t xml:space="preserve"> CO</w:t>
-      </w:r>
-      <w:r>
-        <w:rPr>
-          <w:rFonts w:ascii="Times New Roman" w:hAnsi="Times New Roman" w:eastAsia="Times New Roman" w:cs="Times New Roman"/>
-          <w:vertAlign w:val="subscript"/>
-        </w:rPr>
-        <w:t>2</w:t>
-      </w:r>
+        <w:t xml:space="preserve"> </w:t>
+      </w:r>
+      <m:oMath>
+        <m:r>
+          <m:t>C</m:t>
+        </m:r>
+        <m:sSub>
+          <m:e>
+            <m:r>
+              <m:t>O</m:t>
+            </m:r>
+          </m:e>
+          <m:sub>
+            <m:r>
+              <m:t>2</m:t>
+            </m:r>
+          </m:sub>
+        </m:sSub>
+      </m:oMath>
       <w:r>
         <w:rPr>
           <w:rFonts w:ascii="Times New Roman" w:hAnsi="Times New Roman" w:eastAsia="Times New Roman" w:cs="Times New Roman"/>
@@ -418,19 +438,23 @@
         </w:rPr>
         <w:t xml:space="preserve"> </w:t>
       </w:r>
-      <w:r>
-        <w:rPr>
-          <w:rFonts w:hint="eastAsia" w:ascii="Times New Roman" w:hAnsi="Times New Roman" w:eastAsia="Times New Roman" w:cs="Times New Roman"/>
-        </w:rPr>
-        <w:t>CO</w:t>
-      </w:r>
-      <w:r>
-        <w:rPr>
-          <w:rFonts w:hint="eastAsia" w:ascii="Times New Roman" w:hAnsi="Times New Roman" w:eastAsia="Times New Roman" w:cs="Times New Roman"/>
-          <w:vertAlign w:val="subscript"/>
-        </w:rPr>
-        <w:t>2</w:t>
-      </w:r>
+      <m:oMath>
+        <m:r>
+          <m:t>C</m:t>
+        </m:r>
+        <m:sSub>
+          <m:e>
+            <m:r>
+              <m:t>O</m:t>
+            </m:r>
+          </m:e>
+          <m:sub>
+            <m:r>
+              <m:t>2</m:t>
+            </m:r>
+          </m:sub>
+        </m:sSub>
+      </m:oMath>
       <w:r>
         <w:rPr>
           <w:rFonts w:hint="eastAsia" w:ascii="Times New Roman" w:hAnsi="Times New Roman" w:eastAsia="Times New Roman" w:cs="Times New Roman"/>
@@ -547,15 +571,25 @@
         <w:rPr>
           <w:rFonts w:ascii="Times New Roman" w:hAnsi="Times New Roman" w:eastAsia="Times New Roman" w:cs="Times New Roman"/>
         </w:rPr>
-        <w:t xml:space="preserve"> CO</w:t>
-      </w:r>
-      <w:r>
-        <w:rPr>
-          <w:rFonts w:ascii="Times New Roman" w:hAnsi="Times New Roman" w:eastAsia="Times New Roman" w:cs="Times New Roman"/>
-          <w:vertAlign w:val="subscript"/>
-        </w:rPr>
-        <w:t>2</w:t>
-      </w:r>
+        <w:t xml:space="preserve"> </w:t>
+      </w:r>
+      <m:oMath>
+        <m:r>
+          <m:t>C</m:t>
+        </m:r>
+        <m:sSub>
+          <m:e>
+            <m:r>
+              <m:t>O</m:t>
+            </m:r>
+          </m:e>
+          <m:sub>
+            <m:r>
+              <m:t>2</m:t>
+            </m:r>
+          </m:sub>
+        </m:sSub>
+      </m:oMath>
       <w:r>
         <w:rPr>
           <w:rFonts w:ascii="Times New Roman" w:hAnsi="Times New Roman" w:eastAsia="Times New Roman" w:cs="Times New Roman"/>
@@ -2749,15 +2783,28 @@
         <w:rPr>
           <w:rFonts w:ascii="Times New Roman" w:hAnsi="Times New Roman" w:eastAsia="Times New Roman" w:cs="Times New Roman"/>
         </w:rPr>
-        <w:t xml:space="preserve"> Na</w:t>
-      </w:r>
-      <w:r>
-        <w:rPr>
-          <w:rFonts w:ascii="Times New Roman" w:hAnsi="Times New Roman" w:eastAsia="Times New Roman" w:cs="Times New Roman"/>
-          <w:vertAlign w:val="superscript"/>
-        </w:rPr>
-        <w:t>+</w:t>
-      </w:r>
+        <w:t xml:space="preserve"> </w:t>
+      </w:r>
+      <m:oMath>
+        <m:r>
+          <m:t>N</m:t>
+        </m:r>
+        <m:sSup>
+          <m:e>
+            <m:r>
+              <m:t>a</m:t>
+            </m:r>
+          </m:e>
+          <m:sup>
+            <m:r>
+              <m:rPr>
+                <m:sty m:val="p"/>
+              </m:rPr>
+              <m:t>+</m:t>
+            </m:r>
+          </m:sup>
+        </m:sSup>
+      </m:oMath>
       <w:r>
         <w:rPr>
           <w:rFonts w:ascii="Times New Roman" w:hAnsi="Times New Roman" w:eastAsia="Times New Roman" w:cs="Times New Roman"/>
@@ -2786,101 +2833,179 @@
         <w:rPr>
           <w:rFonts w:ascii="Times New Roman" w:hAnsi="Times New Roman" w:eastAsia="Times New Roman" w:cs="Times New Roman"/>
         </w:rPr>
-        <w:t xml:space="preserve"> NH</w:t>
-      </w:r>
-      <w:r>
-        <w:rPr>
-          <w:rFonts w:ascii="Times New Roman" w:hAnsi="Times New Roman" w:eastAsia="Times New Roman" w:cs="Times New Roman"/>
-          <w:vertAlign w:val="subscript"/>
-        </w:rPr>
-        <w:t>4</w:t>
-      </w:r>
-      <w:r>
-        <w:rPr>
-          <w:rFonts w:ascii="Times New Roman" w:hAnsi="Times New Roman" w:eastAsia="Times New Roman" w:cs="Times New Roman"/>
-          <w:vertAlign w:val="superscript"/>
-        </w:rPr>
-        <w:t>+</w:t>
-      </w:r>
-      <w:r>
-        <w:rPr>
-          <w:rFonts w:ascii="Times New Roman" w:hAnsi="Times New Roman" w:eastAsia="Times New Roman" w:cs="Times New Roman"/>
-        </w:rPr>
-        <w:t>、Fe</w:t>
-      </w:r>
-      <w:r>
-        <w:rPr>
-          <w:rFonts w:ascii="Times New Roman" w:hAnsi="Times New Roman" w:eastAsia="Times New Roman" w:cs="Times New Roman"/>
-          <w:vertAlign w:val="superscript"/>
-        </w:rPr>
-        <w:t>2+</w:t>
-      </w:r>
-      <w:r>
-        <w:rPr>
-          <w:rFonts w:ascii="Times New Roman" w:hAnsi="Times New Roman" w:eastAsia="Times New Roman" w:cs="Times New Roman"/>
-        </w:rPr>
-        <w:t>、Br</w:t>
-      </w:r>
-      <w:r>
-        <w:rPr>
-          <w:rFonts w:ascii="Times New Roman" w:hAnsi="Times New Roman" w:eastAsia="Times New Roman" w:cs="Times New Roman"/>
-          <w:vertAlign w:val="superscript"/>
-        </w:rPr>
-        <w:t>-</w:t>
-      </w:r>
-      <w:r>
-        <w:rPr>
-          <w:rFonts w:ascii="Times New Roman" w:hAnsi="Times New Roman" w:eastAsia="Times New Roman" w:cs="Times New Roman"/>
-        </w:rPr>
-        <w:t>、CO</w:t>
-      </w:r>
-      <w:r>
-        <w:rPr>
-          <w:rFonts w:ascii="Times New Roman" w:hAnsi="Times New Roman" w:eastAsia="Times New Roman" w:cs="Times New Roman"/>
-          <w:vertAlign w:val="subscript"/>
-        </w:rPr>
-        <w:t>3</w:t>
-      </w:r>
-      <w:r>
-        <w:rPr>
-          <w:rFonts w:ascii="Times New Roman" w:hAnsi="Times New Roman" w:eastAsia="Times New Roman" w:cs="Times New Roman"/>
-          <w:vertAlign w:val="superscript"/>
-        </w:rPr>
-        <w:t>2-</w:t>
-      </w:r>
-      <w:r>
-        <w:rPr>
-          <w:rFonts w:ascii="Times New Roman" w:hAnsi="Times New Roman" w:eastAsia="Times New Roman" w:cs="Times New Roman"/>
-        </w:rPr>
-        <w:t>、I</w:t>
-      </w:r>
-      <w:r>
-        <w:rPr>
-          <w:rFonts w:ascii="Times New Roman" w:hAnsi="Times New Roman" w:eastAsia="Times New Roman" w:cs="Times New Roman"/>
-          <w:vertAlign w:val="superscript"/>
-        </w:rPr>
-        <w:t>-</w:t>
-      </w:r>
-      <w:r>
-        <w:rPr>
-          <w:rFonts w:ascii="Times New Roman" w:hAnsi="Times New Roman" w:eastAsia="Times New Roman" w:cs="Times New Roman"/>
-        </w:rPr>
-        <w:t>、SO</w:t>
-      </w:r>
-      <w:r>
-        <w:rPr>
-          <w:rFonts w:ascii="Times New Roman" w:hAnsi="Times New Roman" w:eastAsia="Times New Roman" w:cs="Times New Roman"/>
-          <w:vertAlign w:val="subscript"/>
-        </w:rPr>
-        <w:t>3</w:t>
-      </w:r>
-      <w:r>
-        <w:rPr>
-          <w:rFonts w:ascii="Times New Roman" w:hAnsi="Times New Roman" w:eastAsia="Times New Roman" w:cs="Times New Roman"/>
-          <w:vertAlign w:val="superscript"/>
-        </w:rPr>
-        <w:t>2-</w:t>
-      </w:r>
+        <w:t xml:space="preserve"> </w:t>
+      </w:r>
+      <m:oMath>
+        <m:r>
+          <m:t>N</m:t>
+        </m:r>
+        <m:sSubSup>
+          <m:e>
+            <m:r>
+              <m:t>H</m:t>
+            </m:r>
+          </m:e>
+          <m:sub>
+            <m:r>
+              <m:t>4</m:t>
+            </m:r>
+          </m:sub>
+          <m:sup>
+            <m:r>
+              <m:rPr>
+                <m:sty m:val="p"/>
+              </m:rPr>
+              <m:t>+</m:t>
+            </m:r>
+          </m:sup>
+        </m:sSubSup>
+      </m:oMath>
+      <w:r>
+        <w:rPr>
+          <w:rFonts w:ascii="Times New Roman" w:hAnsi="Times New Roman" w:eastAsia="Times New Roman" w:cs="Times New Roman"/>
+        </w:rPr>
+        <w:t xml:space="preserve">、</w:t>
+      </w:r>
+      <m:oMath>
+        <m:r>
+          <m:t>F</m:t>
+        </m:r>
+        <m:sSup>
+          <m:e>
+            <m:r>
+              <m:t>e</m:t>
+            </m:r>
+          </m:e>
+          <m:sup>
+            <m:r>
+              <m:t>2</m:t>
+            </m:r>
+            <m:r>
+              <m:rPr>
+                <m:sty m:val="p"/>
+              </m:rPr>
+              <m:t>+</m:t>
+            </m:r>
+          </m:sup>
+        </m:sSup>
+      </m:oMath>
+      <w:r>
+        <w:rPr>
+          <w:rFonts w:ascii="Times New Roman" w:hAnsi="Times New Roman" w:eastAsia="Times New Roman" w:cs="Times New Roman"/>
+        </w:rPr>
+        <w:t xml:space="preserve">、</w:t>
+      </w:r>
+      <m:oMath>
+        <m:r>
+          <m:t>B</m:t>
+        </m:r>
+        <m:sSup>
+          <m:e>
+            <m:r>
+              <m:t>r</m:t>
+            </m:r>
+          </m:e>
+          <m:sup>
+            <m:r>
+              <m:rPr>
+                <m:sty m:val="p"/>
+              </m:rPr>
+              <m:t>−</m:t>
+            </m:r>
+          </m:sup>
+        </m:sSup>
+      </m:oMath>
+      <w:r>
+        <w:rPr>
+          <w:rFonts w:ascii="Times New Roman" w:hAnsi="Times New Roman" w:eastAsia="Times New Roman" w:cs="Times New Roman"/>
+        </w:rPr>
+        <w:t xml:space="preserve">、</w:t>
+      </w:r>
+      <m:oMath>
+        <m:r>
+          <m:t>C</m:t>
+        </m:r>
+        <m:sSubSup>
+          <m:e>
+            <m:r>
+              <m:t>O</m:t>
+            </m:r>
+          </m:e>
+          <m:sub>
+            <m:r>
+              <m:t>3</m:t>
+            </m:r>
+          </m:sub>
+          <m:sup>
+            <m:r>
+              <m:t>2</m:t>
+            </m:r>
+            <m:r>
+              <m:rPr>
+                <m:sty m:val="p"/>
+              </m:rPr>
+              <m:t>−</m:t>
+            </m:r>
+          </m:sup>
+        </m:sSubSup>
+      </m:oMath>
+      <w:r>
+        <w:rPr>
+          <w:rFonts w:ascii="Times New Roman" w:hAnsi="Times New Roman" w:eastAsia="Times New Roman" w:cs="Times New Roman"/>
+        </w:rPr>
+        <w:t xml:space="preserve">、</w:t>
+      </w:r>
+      <m:oMath>
+        <m:sSup>
+          <m:e>
+            <m:r>
+              <m:t>I</m:t>
+            </m:r>
+          </m:e>
+          <m:sup>
+            <m:r>
+              <m:rPr>
+                <m:sty m:val="p"/>
+              </m:rPr>
+              <m:t>−</m:t>
+            </m:r>
+          </m:sup>
+        </m:sSup>
+      </m:oMath>
+      <w:r>
+        <w:rPr>
+          <w:rFonts w:ascii="Times New Roman" w:hAnsi="Times New Roman" w:eastAsia="Times New Roman" w:cs="Times New Roman"/>
+        </w:rPr>
+        <w:t xml:space="preserve">、</w:t>
+      </w:r>
+      <m:oMath>
+        <m:r>
+          <m:t>S</m:t>
+        </m:r>
+        <m:sSubSup>
+          <m:e>
+            <m:r>
+              <m:t>O</m:t>
+            </m:r>
+          </m:e>
+          <m:sub>
+            <m:r>
+              <m:t>3</m:t>
+            </m:r>
+          </m:sub>
+          <m:sup>
+            <m:r>
+              <m:t>2</m:t>
+            </m:r>
+            <m:r>
+              <m:rPr>
+                <m:sty m:val="p"/>
+              </m:rPr>
+              <m:t>−</m:t>
+            </m:r>
+          </m:sup>
+        </m:sSubSup>
+      </m:oMath>
       <w:r>
         <w:rPr>
           <w:rFonts w:ascii="Times New Roman" w:hAnsi="Times New Roman" w:eastAsia="Times New Roman" w:cs="Times New Roman"/>
@@ -2969,15 +3094,31 @@
         <w:rPr>
           <w:rFonts w:ascii="Times New Roman" w:hAnsi="Times New Roman" w:eastAsia="Times New Roman" w:cs="Times New Roman"/>
         </w:rPr>
-        <w:t xml:space="preserve"> BaCl</w:t>
-      </w:r>
-      <w:r>
-        <w:rPr>
-          <w:rFonts w:ascii="Times New Roman" w:hAnsi="Times New Roman" w:eastAsia="Times New Roman" w:cs="Times New Roman"/>
-          <w:vertAlign w:val="subscript"/>
-        </w:rPr>
-        <w:t>2</w:t>
-      </w:r>
+        <w:t xml:space="preserve"> </w:t>
+      </w:r>
+      <m:oMath>
+        <m:r>
+          <m:t>B</m:t>
+        </m:r>
+        <m:r>
+          <m:t>a</m:t>
+        </m:r>
+        <m:r>
+          <m:t>C</m:t>
+        </m:r>
+        <m:sSub>
+          <m:e>
+            <m:r>
+              <m:t>l</m:t>
+            </m:r>
+          </m:e>
+          <m:sub>
+            <m:r>
+              <m:t>2</m:t>
+            </m:r>
+          </m:sub>
+        </m:sSub>
+      </m:oMath>
       <w:r>
         <w:rPr>
           <w:rFonts w:ascii="Times New Roman" w:hAnsi="Times New Roman" w:eastAsia="Times New Roman" w:cs="Times New Roman"/>
@@ -3047,200 +3188,377 @@
         <w:rPr>
           <w:rFonts w:ascii="Times New Roman" w:hAnsi="Times New Roman" w:eastAsia="Times New Roman" w:cs="Times New Roman"/>
         </w:rPr>
-        <w:t>A. NH</w:t>
-      </w:r>
-      <w:r>
-        <w:rPr>
-          <w:rFonts w:ascii="Times New Roman" w:hAnsi="Times New Roman" w:eastAsia="Times New Roman" w:cs="Times New Roman"/>
-          <w:vertAlign w:val="subscript"/>
-        </w:rPr>
-        <w:t>4</w:t>
-      </w:r>
-      <w:r>
-        <w:rPr>
-          <w:rFonts w:ascii="Times New Roman" w:hAnsi="Times New Roman" w:eastAsia="Times New Roman" w:cs="Times New Roman"/>
-          <w:vertAlign w:val="superscript"/>
-        </w:rPr>
-        <w:t>+</w:t>
-      </w:r>
-      <w:r>
-        <w:rPr>
-          <w:rFonts w:ascii="Times New Roman" w:hAnsi="Times New Roman" w:eastAsia="Times New Roman" w:cs="Times New Roman"/>
-        </w:rPr>
-        <w:t>、Br</w:t>
-      </w:r>
-      <w:r>
-        <w:rPr>
-          <w:rFonts w:ascii="Times New Roman" w:hAnsi="Times New Roman" w:eastAsia="Times New Roman" w:cs="Times New Roman"/>
-          <w:vertAlign w:val="superscript"/>
-        </w:rPr>
-        <w:t>-</w:t>
-      </w:r>
-      <w:r>
-        <w:rPr>
-          <w:rFonts w:ascii="Times New Roman" w:hAnsi="Times New Roman" w:eastAsia="Times New Roman" w:cs="Times New Roman"/>
-        </w:rPr>
-        <w:t>、CO</w:t>
-      </w:r>
-      <w:r>
-        <w:rPr>
-          <w:rFonts w:ascii="Times New Roman" w:hAnsi="Times New Roman" w:eastAsia="Times New Roman" w:cs="Times New Roman"/>
-          <w:vertAlign w:val="subscript"/>
-        </w:rPr>
-        <w:t>3</w:t>
-      </w:r>
-      <w:r>
-        <w:rPr>
-          <w:rFonts w:ascii="Times New Roman" w:hAnsi="Times New Roman" w:eastAsia="Times New Roman" w:cs="Times New Roman"/>
-          <w:vertAlign w:val="superscript"/>
-        </w:rPr>
-        <w:t>2-</w:t>
-      </w:r>
-      <w:r>
-        <w:rPr>
-          <w:rFonts w:ascii="Times New Roman" w:hAnsi="Times New Roman" w:eastAsia="Times New Roman" w:cs="Times New Roman"/>
-        </w:rPr>
-        <w:t xml:space="preserve">　B. NH</w:t>
-      </w:r>
-      <w:r>
-        <w:rPr>
-          <w:rFonts w:ascii="Times New Roman" w:hAnsi="Times New Roman" w:eastAsia="Times New Roman" w:cs="Times New Roman"/>
-          <w:vertAlign w:val="subscript"/>
-        </w:rPr>
-        <w:t>4</w:t>
-      </w:r>
-      <w:r>
-        <w:rPr>
-          <w:rFonts w:ascii="Times New Roman" w:hAnsi="Times New Roman" w:eastAsia="Times New Roman" w:cs="Times New Roman"/>
-          <w:vertAlign w:val="superscript"/>
-        </w:rPr>
-        <w:t>+</w:t>
-      </w:r>
-      <w:r>
-        <w:rPr>
-          <w:rFonts w:ascii="Times New Roman" w:hAnsi="Times New Roman" w:eastAsia="Times New Roman" w:cs="Times New Roman"/>
-        </w:rPr>
-        <w:t>、I</w:t>
-      </w:r>
-      <w:r>
-        <w:rPr>
-          <w:rFonts w:ascii="Times New Roman" w:hAnsi="Times New Roman" w:eastAsia="Times New Roman" w:cs="Times New Roman"/>
-          <w:vertAlign w:val="superscript"/>
-        </w:rPr>
-        <w:t>-</w:t>
-      </w:r>
-      <w:r>
-        <w:rPr>
-          <w:rFonts w:ascii="Times New Roman" w:hAnsi="Times New Roman" w:eastAsia="Times New Roman" w:cs="Times New Roman"/>
-        </w:rPr>
-        <w:t>、SO</w:t>
-      </w:r>
-      <w:r>
-        <w:rPr>
-          <w:rFonts w:ascii="Times New Roman" w:hAnsi="Times New Roman" w:eastAsia="Times New Roman" w:cs="Times New Roman"/>
-          <w:vertAlign w:val="subscript"/>
-        </w:rPr>
-        <w:t>3</w:t>
-      </w:r>
-      <w:r>
-        <w:rPr>
-          <w:rFonts w:ascii="Times New Roman" w:hAnsi="Times New Roman" w:eastAsia="Times New Roman" w:cs="Times New Roman"/>
-          <w:vertAlign w:val="superscript"/>
-        </w:rPr>
-        <w:t>2-</w:t>
-      </w:r>
-      <w:r>
-        <w:rPr>
-          <w:rFonts w:ascii="Times New Roman" w:hAnsi="Times New Roman" w:eastAsia="Times New Roman" w:cs="Times New Roman"/>
-        </w:rPr>
-        <w:t xml:space="preserve">　C. Fe</w:t>
-      </w:r>
-      <w:r>
-        <w:rPr>
-          <w:rFonts w:ascii="Times New Roman" w:hAnsi="Times New Roman" w:eastAsia="Times New Roman" w:cs="Times New Roman"/>
-          <w:vertAlign w:val="superscript"/>
-        </w:rPr>
-        <w:t>2+</w:t>
-      </w:r>
-      <w:r>
-        <w:rPr>
-          <w:rFonts w:ascii="Times New Roman" w:hAnsi="Times New Roman" w:eastAsia="Times New Roman" w:cs="Times New Roman"/>
-        </w:rPr>
-        <w:t>、I</w:t>
-      </w:r>
-      <w:r>
-        <w:rPr>
-          <w:rFonts w:ascii="Times New Roman" w:hAnsi="Times New Roman" w:eastAsia="Times New Roman" w:cs="Times New Roman"/>
-          <w:vertAlign w:val="superscript"/>
-        </w:rPr>
-        <w:t>-</w:t>
-      </w:r>
-      <w:r>
-        <w:rPr>
-          <w:rFonts w:ascii="Times New Roman" w:hAnsi="Times New Roman" w:eastAsia="Times New Roman" w:cs="Times New Roman"/>
-        </w:rPr>
-        <w:t>、SO</w:t>
-      </w:r>
-      <w:r>
-        <w:rPr>
-          <w:rFonts w:ascii="Times New Roman" w:hAnsi="Times New Roman" w:eastAsia="Times New Roman" w:cs="Times New Roman"/>
-          <w:vertAlign w:val="subscript"/>
-        </w:rPr>
-        <w:t>3</w:t>
-      </w:r>
-      <w:r>
-        <w:rPr>
-          <w:rFonts w:ascii="Times New Roman" w:hAnsi="Times New Roman" w:eastAsia="Times New Roman" w:cs="Times New Roman"/>
-          <w:vertAlign w:val="superscript"/>
-        </w:rPr>
-        <w:t>2-</w:t>
-      </w:r>
-      <w:r>
-        <w:rPr>
-          <w:rFonts w:ascii="Times New Roman" w:hAnsi="Times New Roman" w:eastAsia="Times New Roman" w:cs="Times New Roman"/>
-        </w:rPr>
-        <w:t xml:space="preserve">　D. Fe</w:t>
-      </w:r>
-      <w:r>
-        <w:rPr>
-          <w:rFonts w:ascii="Times New Roman" w:hAnsi="Times New Roman" w:eastAsia="Times New Roman" w:cs="Times New Roman"/>
-          <w:vertAlign w:val="superscript"/>
-        </w:rPr>
-        <w:t>2+</w:t>
-      </w:r>
-      <w:r>
-        <w:rPr>
-          <w:rFonts w:ascii="Times New Roman" w:hAnsi="Times New Roman" w:eastAsia="Times New Roman" w:cs="Times New Roman"/>
-        </w:rPr>
-        <w:t>、CO</w:t>
-      </w:r>
-      <w:r>
-        <w:rPr>
-          <w:rFonts w:ascii="Times New Roman" w:hAnsi="Times New Roman" w:eastAsia="Times New Roman" w:cs="Times New Roman"/>
-          <w:vertAlign w:val="subscript"/>
-        </w:rPr>
-        <w:t>3</w:t>
-      </w:r>
-      <w:r>
-        <w:rPr>
-          <w:rFonts w:ascii="Times New Roman" w:hAnsi="Times New Roman" w:eastAsia="Times New Roman" w:cs="Times New Roman"/>
-          <w:vertAlign w:val="superscript"/>
-        </w:rPr>
-        <w:t>2-</w:t>
-      </w:r>
-      <w:r>
-        <w:rPr>
-          <w:rFonts w:ascii="Times New Roman" w:hAnsi="Times New Roman" w:eastAsia="Times New Roman" w:cs="Times New Roman"/>
-        </w:rPr>
-        <w:t>、I</w:t>
-      </w:r>
-      <w:r>
-        <w:rPr>
-          <w:rFonts w:ascii="Times New Roman" w:hAnsi="Times New Roman" w:eastAsia="Times New Roman" w:cs="Times New Roman"/>
-          <w:vertAlign w:val="superscript"/>
-        </w:rPr>
-        <w:t>-</w:t>
-      </w:r>
+        <w:t xml:space="preserve">A.</w:t>
+      </w:r>
+      <w:r>
+        <w:rPr>
+          <w:rFonts w:ascii="Times New Roman" w:hAnsi="Times New Roman" w:eastAsia="Times New Roman" w:cs="Times New Roman"/>
+        </w:rPr>
+        <w:t xml:space="preserve"> </w:t>
+      </w:r>
+      <m:oMath>
+        <m:r>
+          <m:t>N</m:t>
+        </m:r>
+        <m:sSubSup>
+          <m:e>
+            <m:r>
+              <m:t>H</m:t>
+            </m:r>
+          </m:e>
+          <m:sub>
+            <m:r>
+              <m:t>4</m:t>
+            </m:r>
+          </m:sub>
+          <m:sup>
+            <m:r>
+              <m:rPr>
+                <m:sty m:val="p"/>
+              </m:rPr>
+              <m:t>+</m:t>
+            </m:r>
+          </m:sup>
+        </m:sSubSup>
+      </m:oMath>
+      <w:r>
+        <w:rPr>
+          <w:rFonts w:ascii="Times New Roman" w:hAnsi="Times New Roman" w:eastAsia="Times New Roman" w:cs="Times New Roman"/>
+        </w:rPr>
+        <w:t xml:space="preserve">、</w:t>
+      </w:r>
+      <m:oMath>
+        <m:r>
+          <m:t>B</m:t>
+        </m:r>
+        <m:sSup>
+          <m:e>
+            <m:r>
+              <m:t>r</m:t>
+            </m:r>
+          </m:e>
+          <m:sup>
+            <m:r>
+              <m:rPr>
+                <m:sty m:val="p"/>
+              </m:rPr>
+              <m:t>−</m:t>
+            </m:r>
+          </m:sup>
+        </m:sSup>
+      </m:oMath>
+      <w:r>
+        <w:rPr>
+          <w:rFonts w:ascii="Times New Roman" w:hAnsi="Times New Roman" w:eastAsia="Times New Roman" w:cs="Times New Roman"/>
+        </w:rPr>
+        <w:t xml:space="preserve">、</w:t>
+      </w:r>
+      <m:oMath>
+        <m:r>
+          <m:t>C</m:t>
+        </m:r>
+        <m:sSubSup>
+          <m:e>
+            <m:r>
+              <m:t>O</m:t>
+            </m:r>
+          </m:e>
+          <m:sub>
+            <m:r>
+              <m:t>3</m:t>
+            </m:r>
+          </m:sub>
+          <m:sup>
+            <m:r>
+              <m:t>2</m:t>
+            </m:r>
+            <m:r>
+              <m:rPr>
+                <m:sty m:val="p"/>
+              </m:rPr>
+              <m:t>−</m:t>
+            </m:r>
+          </m:sup>
+        </m:sSubSup>
+      </m:oMath>
+      <w:r>
+        <w:rPr>
+          <w:rFonts w:ascii="Times New Roman" w:hAnsi="Times New Roman" w:eastAsia="Times New Roman" w:cs="Times New Roman"/>
+        </w:rPr>
+        <w:t xml:space="preserve">　B.</w:t>
+      </w:r>
+      <w:r>
+        <w:rPr>
+          <w:rFonts w:ascii="Times New Roman" w:hAnsi="Times New Roman" w:eastAsia="Times New Roman" w:cs="Times New Roman"/>
+        </w:rPr>
+        <w:t xml:space="preserve"> </w:t>
+      </w:r>
+      <m:oMath>
+        <m:r>
+          <m:t>N</m:t>
+        </m:r>
+        <m:sSubSup>
+          <m:e>
+            <m:r>
+              <m:t>H</m:t>
+            </m:r>
+          </m:e>
+          <m:sub>
+            <m:r>
+              <m:t>4</m:t>
+            </m:r>
+          </m:sub>
+          <m:sup>
+            <m:r>
+              <m:rPr>
+                <m:sty m:val="p"/>
+              </m:rPr>
+              <m:t>+</m:t>
+            </m:r>
+          </m:sup>
+        </m:sSubSup>
+      </m:oMath>
+      <w:r>
+        <w:rPr>
+          <w:rFonts w:ascii="Times New Roman" w:hAnsi="Times New Roman" w:eastAsia="Times New Roman" w:cs="Times New Roman"/>
+        </w:rPr>
+        <w:t xml:space="preserve">、</w:t>
+      </w:r>
+      <m:oMath>
+        <m:sSup>
+          <m:e>
+            <m:r>
+              <m:t>I</m:t>
+            </m:r>
+          </m:e>
+          <m:sup>
+            <m:r>
+              <m:rPr>
+                <m:sty m:val="p"/>
+              </m:rPr>
+              <m:t>−</m:t>
+            </m:r>
+          </m:sup>
+        </m:sSup>
+      </m:oMath>
+      <w:r>
+        <w:rPr>
+          <w:rFonts w:ascii="Times New Roman" w:hAnsi="Times New Roman" w:eastAsia="Times New Roman" w:cs="Times New Roman"/>
+        </w:rPr>
+        <w:t xml:space="preserve">、</w:t>
+      </w:r>
+      <m:oMath>
+        <m:r>
+          <m:t>S</m:t>
+        </m:r>
+        <m:sSubSup>
+          <m:e>
+            <m:r>
+              <m:t>O</m:t>
+            </m:r>
+          </m:e>
+          <m:sub>
+            <m:r>
+              <m:t>3</m:t>
+            </m:r>
+          </m:sub>
+          <m:sup>
+            <m:r>
+              <m:t>2</m:t>
+            </m:r>
+            <m:r>
+              <m:rPr>
+                <m:sty m:val="p"/>
+              </m:rPr>
+              <m:t>−</m:t>
+            </m:r>
+          </m:sup>
+        </m:sSubSup>
+      </m:oMath>
+      <w:r>
+        <w:rPr>
+          <w:rFonts w:ascii="Times New Roman" w:hAnsi="Times New Roman" w:eastAsia="Times New Roman" w:cs="Times New Roman"/>
+        </w:rPr>
+        <w:t xml:space="preserve">　C.</w:t>
+      </w:r>
+      <w:r>
+        <w:rPr>
+          <w:rFonts w:ascii="Times New Roman" w:hAnsi="Times New Roman" w:eastAsia="Times New Roman" w:cs="Times New Roman"/>
+        </w:rPr>
+        <w:t xml:space="preserve"> </w:t>
+      </w:r>
+      <m:oMath>
+        <m:r>
+          <m:t>F</m:t>
+        </m:r>
+        <m:sSup>
+          <m:e>
+            <m:r>
+              <m:t>e</m:t>
+            </m:r>
+          </m:e>
+          <m:sup>
+            <m:r>
+              <m:t>2</m:t>
+            </m:r>
+            <m:r>
+              <m:rPr>
+                <m:sty m:val="p"/>
+              </m:rPr>
+              <m:t>+</m:t>
+            </m:r>
+          </m:sup>
+        </m:sSup>
+      </m:oMath>
+      <w:r>
+        <w:rPr>
+          <w:rFonts w:ascii="Times New Roman" w:hAnsi="Times New Roman" w:eastAsia="Times New Roman" w:cs="Times New Roman"/>
+        </w:rPr>
+        <w:t xml:space="preserve">、</w:t>
+      </w:r>
+      <m:oMath>
+        <m:sSup>
+          <m:e>
+            <m:r>
+              <m:t>I</m:t>
+            </m:r>
+          </m:e>
+          <m:sup>
+            <m:r>
+              <m:rPr>
+                <m:sty m:val="p"/>
+              </m:rPr>
+              <m:t>−</m:t>
+            </m:r>
+          </m:sup>
+        </m:sSup>
+      </m:oMath>
+      <w:r>
+        <w:rPr>
+          <w:rFonts w:ascii="Times New Roman" w:hAnsi="Times New Roman" w:eastAsia="Times New Roman" w:cs="Times New Roman"/>
+        </w:rPr>
+        <w:t xml:space="preserve">、</w:t>
+      </w:r>
+      <m:oMath>
+        <m:r>
+          <m:t>S</m:t>
+        </m:r>
+        <m:sSubSup>
+          <m:e>
+            <m:r>
+              <m:t>O</m:t>
+            </m:r>
+          </m:e>
+          <m:sub>
+            <m:r>
+              <m:t>3</m:t>
+            </m:r>
+          </m:sub>
+          <m:sup>
+            <m:r>
+              <m:t>2</m:t>
+            </m:r>
+            <m:r>
+              <m:rPr>
+                <m:sty m:val="p"/>
+              </m:rPr>
+              <m:t>−</m:t>
+            </m:r>
+          </m:sup>
+        </m:sSubSup>
+      </m:oMath>
+      <w:r>
+        <w:rPr>
+          <w:rFonts w:ascii="Times New Roman" w:hAnsi="Times New Roman" w:eastAsia="Times New Roman" w:cs="Times New Roman"/>
+        </w:rPr>
+        <w:t xml:space="preserve">　D.</w:t>
+      </w:r>
+      <w:r>
+        <w:rPr>
+          <w:rFonts w:ascii="Times New Roman" w:hAnsi="Times New Roman" w:eastAsia="Times New Roman" w:cs="Times New Roman"/>
+        </w:rPr>
+        <w:t xml:space="preserve"> </w:t>
+      </w:r>
+      <m:oMath>
+        <m:r>
+          <m:t>F</m:t>
+        </m:r>
+        <m:sSup>
+          <m:e>
+            <m:r>
+              <m:t>e</m:t>
+            </m:r>
+          </m:e>
+          <m:sup>
+            <m:r>
+              <m:t>2</m:t>
+            </m:r>
+            <m:r>
+              <m:rPr>
+                <m:sty m:val="p"/>
+              </m:rPr>
+              <m:t>+</m:t>
+            </m:r>
+          </m:sup>
+        </m:sSup>
+      </m:oMath>
+      <w:r>
+        <w:rPr>
+          <w:rFonts w:ascii="Times New Roman" w:hAnsi="Times New Roman" w:eastAsia="Times New Roman" w:cs="Times New Roman"/>
+        </w:rPr>
+        <w:t xml:space="preserve">、</w:t>
+      </w:r>
+      <m:oMath>
+        <m:r>
+          <m:t>C</m:t>
+        </m:r>
+        <m:sSubSup>
+          <m:e>
+            <m:r>
+              <m:t>O</m:t>
+            </m:r>
+          </m:e>
+          <m:sub>
+            <m:r>
+              <m:t>3</m:t>
+            </m:r>
+          </m:sub>
+          <m:sup>
+            <m:r>
+              <m:t>2</m:t>
+            </m:r>
+            <m:r>
+              <m:rPr>
+                <m:sty m:val="p"/>
+              </m:rPr>
+              <m:t>−</m:t>
+            </m:r>
+          </m:sup>
+        </m:sSubSup>
+      </m:oMath>
+      <w:r>
+        <w:rPr>
+          <w:rFonts w:ascii="Times New Roman" w:hAnsi="Times New Roman" w:eastAsia="Times New Roman" w:cs="Times New Roman"/>
+        </w:rPr>
+        <w:t xml:space="preserve">、</w:t>
+      </w:r>
+      <m:oMath>
+        <m:sSup>
+          <m:e>
+            <m:r>
+              <m:t>I</m:t>
+            </m:r>
+          </m:e>
+          <m:sup>
+            <m:r>
+              <m:rPr>
+                <m:sty m:val="p"/>
+              </m:rPr>
+              <m:t>−</m:t>
+            </m:r>
+          </m:sup>
+        </m:sSup>
+      </m:oMath>
     </w:p>
     <w:p>
       <w:pPr>
@@ -3825,15 +4143,31 @@
         <w:rPr>
           <w:rFonts w:ascii="Times New Roman" w:hAnsi="Times New Roman" w:eastAsia="Times New Roman" w:cs="Times New Roman"/>
         </w:rPr>
-        <w:t xml:space="preserve"> FeCl</w:t>
-      </w:r>
-      <w:r>
-        <w:rPr>
-          <w:rFonts w:ascii="Times New Roman" w:hAnsi="Times New Roman" w:eastAsia="Times New Roman" w:cs="Times New Roman"/>
-          <w:vertAlign w:val="subscript"/>
-        </w:rPr>
-        <w:t>2</w:t>
-      </w:r>
+        <w:t xml:space="preserve"> </w:t>
+      </w:r>
+      <m:oMath>
+        <m:r>
+          <m:t>F</m:t>
+        </m:r>
+        <m:r>
+          <m:t>e</m:t>
+        </m:r>
+        <m:r>
+          <m:t>C</m:t>
+        </m:r>
+        <m:sSub>
+          <m:e>
+            <m:r>
+              <m:t>l</m:t>
+            </m:r>
+          </m:e>
+          <m:sub>
+            <m:r>
+              <m:t>2</m:t>
+            </m:r>
+          </m:sub>
+        </m:sSub>
+      </m:oMath>
       <w:r>
         <w:rPr>
           <w:rFonts w:ascii="Times New Roman" w:hAnsi="Times New Roman" w:eastAsia="Times New Roman" w:cs="Times New Roman"/>
@@ -3850,15 +4184,31 @@
         <w:rPr>
           <w:rFonts w:ascii="Times New Roman" w:hAnsi="Times New Roman" w:eastAsia="Times New Roman" w:cs="Times New Roman"/>
         </w:rPr>
-        <w:t xml:space="preserve"> FeSO</w:t>
-      </w:r>
-      <w:r>
-        <w:rPr>
-          <w:rFonts w:ascii="Times New Roman" w:hAnsi="Times New Roman" w:eastAsia="Times New Roman" w:cs="Times New Roman"/>
-          <w:vertAlign w:val="subscript"/>
-        </w:rPr>
-        <w:t>4</w:t>
-      </w:r>
+        <w:t xml:space="preserve"> </w:t>
+      </w:r>
+      <m:oMath>
+        <m:r>
+          <m:t>F</m:t>
+        </m:r>
+        <m:r>
+          <m:t>e</m:t>
+        </m:r>
+        <m:r>
+          <m:t>S</m:t>
+        </m:r>
+        <m:sSub>
+          <m:e>
+            <m:r>
+              <m:t>O</m:t>
+            </m:r>
+          </m:e>
+          <m:sub>
+            <m:r>
+              <m:t>4</m:t>
+            </m:r>
+          </m:sub>
+        </m:sSub>
+      </m:oMath>
       <w:r>
         <w:rPr>
           <w:rFonts w:ascii="Times New Roman" w:hAnsi="Times New Roman" w:eastAsia="Times New Roman" w:cs="Times New Roman"/>
@@ -3887,15 +4237,31 @@
         <w:rPr>
           <w:rFonts w:ascii="Times New Roman" w:hAnsi="Times New Roman" w:eastAsia="Times New Roman" w:cs="Times New Roman"/>
         </w:rPr>
-        <w:t xml:space="preserve"> KMnO</w:t>
-      </w:r>
-      <w:r>
-        <w:rPr>
-          <w:rFonts w:ascii="Times New Roman" w:hAnsi="Times New Roman" w:eastAsia="Times New Roman" w:cs="Times New Roman"/>
-          <w:vertAlign w:val="subscript"/>
-        </w:rPr>
-        <w:t>4</w:t>
-      </w:r>
+        <w:t xml:space="preserve"> </w:t>
+      </w:r>
+      <m:oMath>
+        <m:r>
+          <m:t>K</m:t>
+        </m:r>
+        <m:r>
+          <m:t>M</m:t>
+        </m:r>
+        <m:r>
+          <m:t>n</m:t>
+        </m:r>
+        <m:sSub>
+          <m:e>
+            <m:r>
+              <m:t>O</m:t>
+            </m:r>
+          </m:e>
+          <m:sub>
+            <m:r>
+              <m:t>4</m:t>
+            </m:r>
+          </m:sub>
+        </m:sSub>
+      </m:oMath>
       <w:r>
         <w:rPr>
           <w:rFonts w:ascii="Times New Roman" w:hAnsi="Times New Roman" w:eastAsia="Times New Roman" w:cs="Times New Roman"/>
@@ -4121,15 +4487,31 @@
         <w:rPr>
           <w:rFonts w:ascii="Times New Roman" w:hAnsi="Times New Roman" w:eastAsia="Times New Roman" w:cs="Times New Roman"/>
         </w:rPr>
-        <w:t xml:space="preserve"> CaCl</w:t>
-      </w:r>
-      <w:r>
-        <w:rPr>
-          <w:rFonts w:ascii="Times New Roman" w:hAnsi="Times New Roman" w:eastAsia="Times New Roman" w:cs="Times New Roman"/>
-          <w:vertAlign w:val="subscript"/>
-        </w:rPr>
-        <w:t>2</w:t>
-      </w:r>
+        <w:t xml:space="preserve"> </w:t>
+      </w:r>
+      <m:oMath>
+        <m:r>
+          <m:t>C</m:t>
+        </m:r>
+        <m:r>
+          <m:t>a</m:t>
+        </m:r>
+        <m:r>
+          <m:t>C</m:t>
+        </m:r>
+        <m:sSub>
+          <m:e>
+            <m:r>
+              <m:t>l</m:t>
+            </m:r>
+          </m:e>
+          <m:sub>
+            <m:r>
+              <m:t>2</m:t>
+            </m:r>
+          </m:sub>
+        </m:sSub>
+      </m:oMath>
       <w:r>
         <w:rPr>
           <w:rFonts w:ascii="Times New Roman" w:hAnsi="Times New Roman" w:eastAsia="Times New Roman" w:cs="Times New Roman"/>
@@ -4146,15 +4528,31 @@
         <w:rPr>
           <w:rFonts w:ascii="Times New Roman" w:hAnsi="Times New Roman" w:eastAsia="Times New Roman" w:cs="Times New Roman"/>
         </w:rPr>
-        <w:t xml:space="preserve"> SrCl</w:t>
-      </w:r>
-      <w:r>
-        <w:rPr>
-          <w:rFonts w:ascii="Times New Roman" w:hAnsi="Times New Roman" w:eastAsia="Times New Roman" w:cs="Times New Roman"/>
-          <w:vertAlign w:val="subscript"/>
-        </w:rPr>
-        <w:t>2</w:t>
-      </w:r>
+        <w:t xml:space="preserve"> </w:t>
+      </w:r>
+      <m:oMath>
+        <m:r>
+          <m:t>S</m:t>
+        </m:r>
+        <m:r>
+          <m:t>r</m:t>
+        </m:r>
+        <m:r>
+          <m:t>C</m:t>
+        </m:r>
+        <m:sSub>
+          <m:e>
+            <m:r>
+              <m:t>l</m:t>
+            </m:r>
+          </m:e>
+          <m:sub>
+            <m:r>
+              <m:t>2</m:t>
+            </m:r>
+          </m:sub>
+        </m:sSub>
+      </m:oMath>
       <w:r>
         <w:rPr>
           <w:rFonts w:ascii="Times New Roman" w:hAnsi="Times New Roman" w:eastAsia="Times New Roman" w:cs="Times New Roman"/>
@@ -4589,15 +4987,31 @@
         <w:rPr>
           <w:rFonts w:ascii="Times New Roman" w:hAnsi="Times New Roman" w:eastAsia="Times New Roman" w:cs="Times New Roman"/>
         </w:rPr>
-        <w:t xml:space="preserve"> ZnSO</w:t>
-      </w:r>
-      <w:r>
-        <w:rPr>
-          <w:rFonts w:ascii="Times New Roman" w:hAnsi="Times New Roman" w:eastAsia="Times New Roman" w:cs="Times New Roman"/>
-          <w:vertAlign w:val="subscript"/>
-        </w:rPr>
-        <w:t>4</w:t>
-      </w:r>
+        <w:t xml:space="preserve"> </w:t>
+      </w:r>
+      <m:oMath>
+        <m:r>
+          <m:t>Z</m:t>
+        </m:r>
+        <m:r>
+          <m:t>n</m:t>
+        </m:r>
+        <m:r>
+          <m:t>S</m:t>
+        </m:r>
+        <m:sSub>
+          <m:e>
+            <m:r>
+              <m:t>O</m:t>
+            </m:r>
+          </m:e>
+          <m:sub>
+            <m:r>
+              <m:t>4</m:t>
+            </m:r>
+          </m:sub>
+        </m:sSub>
+      </m:oMath>
       <w:r>
         <w:rPr>
           <w:rFonts w:ascii="Times New Roman" w:hAnsi="Times New Roman" w:eastAsia="Times New Roman" w:cs="Times New Roman"/>
@@ -5520,19 +5934,20 @@
         </w:rPr>
         <w:t xml:space="preserve"> </w:t>
       </w:r>
-      <w:r>
-        <w:rPr>
-          <w:rFonts w:hint="eastAsia" w:ascii="Times New Roman" w:hAnsi="Times New Roman" w:eastAsia="Times New Roman" w:cs="Times New Roman"/>
-        </w:rPr>
-        <w:t>N</w:t>
-      </w:r>
-      <w:r>
-        <w:rPr>
-          <w:rFonts w:hint="eastAsia" w:ascii="Times New Roman" w:hAnsi="Times New Roman" w:eastAsia="Times New Roman" w:cs="Times New Roman"/>
-          <w:vertAlign w:val="subscript"/>
-        </w:rPr>
-        <w:t>2</w:t>
-      </w:r>
+      <m:oMath>
+        <m:sSub>
+          <m:e>
+            <m:r>
+              <m:t>N</m:t>
+            </m:r>
+          </m:e>
+          <m:sub>
+            <m:r>
+              <m:t>2</m:t>
+            </m:r>
+          </m:sub>
+        </m:sSub>
+      </m:oMath>
       <w:r>
         <w:rPr>
           <w:rFonts w:hint="eastAsia" w:ascii="Times New Roman" w:hAnsi="Times New Roman" w:eastAsia="Times New Roman" w:cs="Times New Roman"/>
@@ -6499,20 +6914,33 @@
         <w:rPr>
           <w:rFonts w:ascii="Times New Roman" w:hAnsi="Times New Roman" w:eastAsia="Times New Roman" w:cs="Times New Roman"/>
         </w:rPr>
-        <w:t xml:space="preserve"> I</w:t>
-      </w:r>
-      <w:r>
-        <w:rPr>
-          <w:rFonts w:ascii="Times New Roman" w:hAnsi="Times New Roman" w:eastAsia="Times New Roman" w:cs="Times New Roman"/>
-          <w:vertAlign w:val="subscript"/>
-        </w:rPr>
-        <w:t>2</w:t>
-      </w:r>
-      <w:r>
-        <w:rPr>
-          <w:rFonts w:ascii="Times New Roman" w:hAnsi="Times New Roman" w:eastAsia="Times New Roman" w:cs="Times New Roman"/>
-        </w:rPr>
-        <w:t xml:space="preserve"> 。</w:t>
+        <w:t xml:space="preserve"> </w:t>
+      </w:r>
+      <m:oMath>
+        <m:sSub>
+          <m:e>
+            <m:r>
+              <m:t>I</m:t>
+            </m:r>
+          </m:e>
+          <m:sub>
+            <m:r>
+              <m:t>2</m:t>
+            </m:r>
+          </m:sub>
+        </m:sSub>
+      </m:oMath>
+      <w:r>
+        <w:rPr>
+          <w:rFonts w:ascii="Times New Roman" w:hAnsi="Times New Roman" w:eastAsia="Times New Roman" w:cs="Times New Roman"/>
+        </w:rPr>
+        <w:t xml:space="preserve"> </w:t>
+      </w:r>
+      <w:r>
+        <w:rPr>
+          <w:rFonts w:ascii="Times New Roman" w:hAnsi="Times New Roman" w:eastAsia="Times New Roman" w:cs="Times New Roman"/>
+        </w:rPr>
+        <w:t xml:space="preserve">。</w:t>
       </w:r>
     </w:p>
     <w:p>
@@ -6529,15 +6957,31 @@
         <w:rPr>
           <w:rFonts w:ascii="Times New Roman" w:hAnsi="Times New Roman" w:eastAsia="Times New Roman" w:cs="Times New Roman"/>
         </w:rPr>
-        <w:t xml:space="preserve"> KMnO</w:t>
-      </w:r>
-      <w:r>
-        <w:rPr>
-          <w:rFonts w:ascii="Times New Roman" w:hAnsi="Times New Roman" w:eastAsia="Times New Roman" w:cs="Times New Roman"/>
-          <w:vertAlign w:val="subscript"/>
-        </w:rPr>
-        <w:t>4</w:t>
-      </w:r>
+        <w:t xml:space="preserve"> </w:t>
+      </w:r>
+      <m:oMath>
+        <m:r>
+          <m:t>K</m:t>
+        </m:r>
+        <m:r>
+          <m:t>M</m:t>
+        </m:r>
+        <m:r>
+          <m:t>n</m:t>
+        </m:r>
+        <m:sSub>
+          <m:e>
+            <m:r>
+              <m:t>O</m:t>
+            </m:r>
+          </m:e>
+          <m:sub>
+            <m:r>
+              <m:t>4</m:t>
+            </m:r>
+          </m:sub>
+        </m:sSub>
+      </m:oMath>
       <w:r>
         <w:rPr>
           <w:rFonts w:ascii="Times New Roman" w:hAnsi="Times New Roman" w:eastAsia="Times New Roman" w:cs="Times New Roman"/>
@@ -8999,19 +9443,29 @@
       <w:pPr>
         <w:pStyle w:val="BodyText"/>
       </w:pPr>
-      <w:r>
-        <w:rPr>
-          <w:rFonts w:ascii="Times New Roman" w:hAnsi="Times New Roman" w:eastAsia="Times New Roman" w:cs="Times New Roman"/>
-        </w:rPr>
-        <w:t>AlCl</w:t>
-      </w:r>
-      <w:r>
-        <w:rPr>
-          <w:rFonts w:ascii="Times New Roman" w:hAnsi="Times New Roman" w:eastAsia="Times New Roman" w:cs="Times New Roman"/>
-          <w:vertAlign w:val="subscript"/>
-        </w:rPr>
-        <w:t>3</w:t>
-      </w:r>
+      <m:oMath>
+        <m:r>
+          <m:t>A</m:t>
+        </m:r>
+        <m:r>
+          <m:t>l</m:t>
+        </m:r>
+        <m:r>
+          <m:t>C</m:t>
+        </m:r>
+        <m:sSub>
+          <m:e>
+            <m:r>
+              <m:t>l</m:t>
+            </m:r>
+          </m:e>
+          <m:sub>
+            <m:r>
+              <m:t>3</m:t>
+            </m:r>
+          </m:sub>
+        </m:sSub>
+      </m:oMath>
       <w:r>
         <w:rPr>
           <w:rFonts w:ascii="Times New Roman" w:hAnsi="Times New Roman" w:eastAsia="Times New Roman" w:cs="Times New Roman"/>
@@ -9040,15 +9494,31 @@
         <w:rPr>
           <w:rFonts w:ascii="Times New Roman" w:hAnsi="Times New Roman" w:eastAsia="Times New Roman" w:cs="Times New Roman"/>
         </w:rPr>
-        <w:t xml:space="preserve"> AlCl</w:t>
-      </w:r>
-      <w:r>
-        <w:rPr>
-          <w:rFonts w:ascii="Times New Roman" w:hAnsi="Times New Roman" w:eastAsia="Times New Roman" w:cs="Times New Roman"/>
-          <w:vertAlign w:val="subscript"/>
-        </w:rPr>
-        <w:t>3</w:t>
-      </w:r>
+        <w:t xml:space="preserve"> </w:t>
+      </w:r>
+      <m:oMath>
+        <m:r>
+          <m:t>A</m:t>
+        </m:r>
+        <m:r>
+          <m:t>l</m:t>
+        </m:r>
+        <m:r>
+          <m:t>C</m:t>
+        </m:r>
+        <m:sSub>
+          <m:e>
+            <m:r>
+              <m:t>l</m:t>
+            </m:r>
+          </m:e>
+          <m:sub>
+            <m:r>
+              <m:t>3</m:t>
+            </m:r>
+          </m:sub>
+        </m:sSub>
+      </m:oMath>
       <w:r>
         <w:rPr>
           <w:rFonts w:ascii="Times New Roman" w:hAnsi="Times New Roman" w:eastAsia="Times New Roman" w:cs="Times New Roman"/>
@@ -9089,15 +9559,31 @@
         <w:rPr>
           <w:rFonts w:ascii="Times New Roman" w:hAnsi="Times New Roman" w:eastAsia="Times New Roman" w:cs="Times New Roman"/>
         </w:rPr>
-        <w:t xml:space="preserve"> AlCl</w:t>
-      </w:r>
-      <w:r>
-        <w:rPr>
-          <w:rFonts w:ascii="Times New Roman" w:hAnsi="Times New Roman" w:eastAsia="Times New Roman" w:cs="Times New Roman"/>
-          <w:vertAlign w:val="subscript"/>
-        </w:rPr>
-        <w:t>3</w:t>
-      </w:r>
+        <w:t xml:space="preserve"> </w:t>
+      </w:r>
+      <m:oMath>
+        <m:r>
+          <m:t>A</m:t>
+        </m:r>
+        <m:r>
+          <m:t>l</m:t>
+        </m:r>
+        <m:r>
+          <m:t>C</m:t>
+        </m:r>
+        <m:sSub>
+          <m:e>
+            <m:r>
+              <m:t>l</m:t>
+            </m:r>
+          </m:e>
+          <m:sub>
+            <m:r>
+              <m:t>3</m:t>
+            </m:r>
+          </m:sub>
+        </m:sSub>
+      </m:oMath>
       <w:r>
         <w:rPr>
           <w:rFonts w:ascii="Times New Roman" w:hAnsi="Times New Roman" w:eastAsia="Times New Roman" w:cs="Times New Roman"/>
@@ -9138,15 +9624,31 @@
         <w:rPr>
           <w:rFonts w:hint="eastAsia" w:ascii="Times New Roman" w:hAnsi="Times New Roman" w:eastAsia="Times New Roman" w:cs="Times New Roman"/>
         </w:rPr>
-        <w:t>，AlCl</w:t>
-      </w:r>
-      <w:r>
-        <w:rPr>
-          <w:rFonts w:hint="eastAsia" w:ascii="Times New Roman" w:hAnsi="Times New Roman" w:eastAsia="Times New Roman" w:cs="Times New Roman"/>
-          <w:vertAlign w:val="subscript"/>
-        </w:rPr>
-        <w:t>3</w:t>
-      </w:r>
+        <w:t>，</w:t>
+      </w:r>
+      <m:oMath>
+        <m:r>
+          <m:t>A</m:t>
+        </m:r>
+        <m:r>
+          <m:t>l</m:t>
+        </m:r>
+        <m:r>
+          <m:t>C</m:t>
+        </m:r>
+        <m:sSub>
+          <m:e>
+            <m:r>
+              <m:t>l</m:t>
+            </m:r>
+          </m:e>
+          <m:sub>
+            <m:r>
+              <m:t>3</m:t>
+            </m:r>
+          </m:sub>
+        </m:sSub>
+      </m:oMath>
       <w:r>
         <w:rPr>
           <w:rFonts w:ascii="Times New Roman" w:hAnsi="Times New Roman" w:eastAsia="Times New Roman" w:cs="Times New Roman"/>
@@ -9175,15 +9677,31 @@
         <w:rPr>
           <w:rFonts w:ascii="Times New Roman" w:hAnsi="Times New Roman" w:eastAsia="Times New Roman" w:cs="Times New Roman"/>
         </w:rPr>
-        <w:t xml:space="preserve"> AlCl</w:t>
-      </w:r>
-      <w:r>
-        <w:rPr>
-          <w:rFonts w:ascii="Times New Roman" w:hAnsi="Times New Roman" w:eastAsia="Times New Roman" w:cs="Times New Roman"/>
-          <w:vertAlign w:val="subscript"/>
-        </w:rPr>
-        <w:t>3</w:t>
-      </w:r>
+        <w:t xml:space="preserve"> </w:t>
+      </w:r>
+      <m:oMath>
+        <m:r>
+          <m:t>A</m:t>
+        </m:r>
+        <m:r>
+          <m:t>l</m:t>
+        </m:r>
+        <m:r>
+          <m:t>C</m:t>
+        </m:r>
+        <m:sSub>
+          <m:e>
+            <m:r>
+              <m:t>l</m:t>
+            </m:r>
+          </m:e>
+          <m:sub>
+            <m:r>
+              <m:t>3</m:t>
+            </m:r>
+          </m:sub>
+        </m:sSub>
+      </m:oMath>
       <w:r>
         <w:rPr>
           <w:rFonts w:ascii="Times New Roman" w:hAnsi="Times New Roman" w:eastAsia="Times New Roman" w:cs="Times New Roman"/>
@@ -13191,15 +13709,28 @@
         <w:rPr>
           <w:rFonts w:ascii="Times New Roman" w:hAnsi="Times New Roman" w:eastAsia="Times New Roman" w:cs="Times New Roman"/>
         </w:rPr>
-        <w:t xml:space="preserve"> XeO</w:t>
-      </w:r>
-      <w:r>
-        <w:rPr>
-          <w:rFonts w:ascii="Times New Roman" w:hAnsi="Times New Roman" w:eastAsia="Times New Roman" w:cs="Times New Roman"/>
-          <w:vertAlign w:val="subscript"/>
-        </w:rPr>
-        <w:t>3</w:t>
-      </w:r>
+        <w:t xml:space="preserve"> </w:t>
+      </w:r>
+      <m:oMath>
+        <m:r>
+          <m:t>X</m:t>
+        </m:r>
+        <m:r>
+          <m:t>e</m:t>
+        </m:r>
+        <m:sSub>
+          <m:e>
+            <m:r>
+              <m:t>O</m:t>
+            </m:r>
+          </m:e>
+          <m:sub>
+            <m:r>
+              <m:t>3</m:t>
+            </m:r>
+          </m:sub>
+        </m:sSub>
+      </m:oMath>
       <w:r>
         <w:rPr>
           <w:rFonts w:ascii="Times New Roman" w:hAnsi="Times New Roman" w:eastAsia="Times New Roman" w:cs="Times New Roman"/>
@@ -13218,19 +13749,26 @@
         </w:rPr>
         <w:t xml:space="preserve"> </w:t>
       </w:r>
-      <w:r>
-        <w:rPr>
-          <w:rFonts w:hint="eastAsia" w:ascii="Times New Roman" w:hAnsi="Times New Roman" w:eastAsia="Times New Roman" w:cs="Times New Roman"/>
-        </w:rPr>
-        <w:t>XeO</w:t>
-      </w:r>
-      <w:r>
-        <w:rPr>
-          <w:rFonts w:hint="eastAsia" w:ascii="Times New Roman" w:hAnsi="Times New Roman" w:eastAsia="Times New Roman" w:cs="Times New Roman"/>
-          <w:vertAlign w:val="subscript"/>
-        </w:rPr>
-        <w:t>4</w:t>
-      </w:r>
+      <m:oMath>
+        <m:r>
+          <m:t>X</m:t>
+        </m:r>
+        <m:r>
+          <m:t>e</m:t>
+        </m:r>
+        <m:sSub>
+          <m:e>
+            <m:r>
+              <m:t>O</m:t>
+            </m:r>
+          </m:e>
+          <m:sub>
+            <m:r>
+              <m:t>4</m:t>
+            </m:r>
+          </m:sub>
+        </m:sSub>
+      </m:oMath>
       <w:r>
         <w:rPr>
           <w:rFonts w:hint="eastAsia" w:ascii="Times New Roman" w:hAnsi="Times New Roman" w:eastAsia="Times New Roman" w:cs="Times New Roman"/>
@@ -13259,15 +13797,28 @@
         <w:rPr>
           <w:rFonts w:hint="eastAsia" w:ascii="Times New Roman" w:hAnsi="Times New Roman" w:eastAsia="Times New Roman" w:cs="Times New Roman"/>
         </w:rPr>
-        <w:t>，XeO</w:t>
-      </w:r>
-      <w:r>
-        <w:rPr>
-          <w:rFonts w:hint="eastAsia" w:ascii="Times New Roman" w:hAnsi="Times New Roman" w:eastAsia="Times New Roman" w:cs="Times New Roman"/>
-          <w:vertAlign w:val="subscript"/>
-        </w:rPr>
-        <w:t>4</w:t>
-      </w:r>
+        <w:t>，</w:t>
+      </w:r>
+      <m:oMath>
+        <m:r>
+          <m:t>X</m:t>
+        </m:r>
+        <m:r>
+          <m:t>e</m:t>
+        </m:r>
+        <m:sSub>
+          <m:e>
+            <m:r>
+              <m:t>O</m:t>
+            </m:r>
+          </m:e>
+          <m:sub>
+            <m:r>
+              <m:t>4</m:t>
+            </m:r>
+          </m:sub>
+        </m:sSub>
+      </m:oMath>
       <w:r>
         <w:rPr>
           <w:rFonts w:ascii="Times New Roman" w:hAnsi="Times New Roman" w:eastAsia="Times New Roman" w:cs="Times New Roman"/>
@@ -15613,15 +16164,25 @@
               <w:rPr>
                 <w:rFonts w:ascii="Times New Roman" w:hAnsi="Times New Roman" w:eastAsia="Times New Roman" w:cs="Times New Roman"/>
               </w:rPr>
-              <w:t xml:space="preserve"> SO</w:t>
+              <w:t xml:space="preserve"> </w:t>
             </w:r>
-            <w:r>
-              <w:rPr>
-                <w:rFonts w:ascii="Times New Roman" w:hAnsi="Times New Roman" w:eastAsia="Times New Roman" w:cs="Times New Roman"/>
-                <w:vertAlign w:val="subscript"/>
-              </w:rPr>
-              <w:t>2</w:t>
-            </w:r>
+            <m:oMath>
+              <m:r>
+                <m:t>S</m:t>
+              </m:r>
+              <m:sSub>
+                <m:e>
+                  <m:r>
+                    <m:t>O</m:t>
+                  </m:r>
+                </m:e>
+                <m:sub>
+                  <m:r>
+                    <m:t>2</m:t>
+                  </m:r>
+                </m:sub>
+              </m:sSub>
+            </m:oMath>
             <w:r>
               <w:rPr>
                 <w:rFonts w:ascii="Times New Roman" w:hAnsi="Times New Roman" w:eastAsia="Times New Roman" w:cs="Times New Roman"/>
@@ -16563,15 +17124,28 @@
         <w:rPr>
           <w:rFonts w:ascii="Times New Roman" w:hAnsi="Times New Roman" w:eastAsia="Times New Roman" w:cs="Times New Roman"/>
         </w:rPr>
-        <w:t>2 mol I</w:t>
-      </w:r>
-      <w:r>
-        <w:rPr>
-          <w:rFonts w:ascii="Times New Roman" w:hAnsi="Times New Roman" w:eastAsia="Times New Roman" w:cs="Times New Roman"/>
-          <w:vertAlign w:val="subscript"/>
-        </w:rPr>
-        <w:t>2</w:t>
-      </w:r>
+        <w:t xml:space="preserve">2 mol</w:t>
+      </w:r>
+      <w:r>
+        <w:rPr>
+          <w:rFonts w:ascii="Times New Roman" w:hAnsi="Times New Roman" w:eastAsia="Times New Roman" w:cs="Times New Roman"/>
+        </w:rPr>
+        <w:t xml:space="preserve"> </w:t>
+      </w:r>
+      <m:oMath>
+        <m:sSub>
+          <m:e>
+            <m:r>
+              <m:t>I</m:t>
+            </m:r>
+          </m:e>
+          <m:sub>
+            <m:r>
+              <m:t>2</m:t>
+            </m:r>
+          </m:sub>
+        </m:sSub>
+      </m:oMath>
       <w:r>
         <w:rPr>
           <w:rFonts w:ascii="Times New Roman" w:hAnsi="Times New Roman" w:eastAsia="Times New Roman" w:cs="Times New Roman"/>
@@ -17040,15 +17614,22 @@
         <w:rPr>
           <w:rFonts w:ascii="Times New Roman" w:hAnsi="Times New Roman" w:eastAsia="Times New Roman" w:cs="Times New Roman"/>
         </w:rPr>
-        <w:t xml:space="preserve"> I</w:t>
-      </w:r>
-      <w:r>
-        <w:rPr>
-          <w:rFonts w:ascii="Times New Roman" w:hAnsi="Times New Roman" w:eastAsia="Times New Roman" w:cs="Times New Roman"/>
-          <w:vertAlign w:val="subscript"/>
-        </w:rPr>
-        <w:t>2</w:t>
-      </w:r>
+        <w:t xml:space="preserve"> </w:t>
+      </w:r>
+      <m:oMath>
+        <m:sSub>
+          <m:e>
+            <m:r>
+              <m:t>I</m:t>
+            </m:r>
+          </m:e>
+          <m:sub>
+            <m:r>
+              <m:t>2</m:t>
+            </m:r>
+          </m:sub>
+        </m:sSub>
+      </m:oMath>
       <w:r>
         <w:rPr>
           <w:rFonts w:ascii="Times New Roman" w:hAnsi="Times New Roman" w:eastAsia="Times New Roman" w:cs="Times New Roman"/>
@@ -21760,7 +22341,7 @@
     <ns0:name ns0:val="Verbatim Char"/>
     <ns0:basedOn ns0:val="BodyTextChar"/>
     <ns0:rPr>
-      <ns0:rFonts ns0:ascii="Times New Roman" ns0:cs="Times New Roman" ns0:eastAsia="FangSong" ns0:hAnsi="Times New Roman"/>
+      <ns0:rFonts ns0:ascii="SimSun" ns0:cs="SimSun" ns0:eastAsia="SimSun" ns0:hAnsi="SimSun"/>
       <ns0:b ns0:val="0"/>
       <ns0:sz ns0:val="20"/>
     </ns0:rPr>
@@ -21814,7 +22395,7 @@
       <w:wordWrap w:val="off"/>
     </w:pPr>
     <ns0:rPr>
-      <w:rFonts ns0:ascii="Times New Roman" ns0:hAnsi="Times New Roman" ns0:eastAsia="FangSong" ns0:cs="Times New Roman"/>
+      <w:rFonts ns0:ascii="SimSun" ns0:hAnsi="SimSun" ns0:eastAsia="SimSun" ns0:cs="SimSun"/>
     </ns0:rPr>
   </w:style>
   <w:style w:type="character" w:customStyle="1" w:styleId="KeywordTok">

--- a/00-首页/题组Word/专项卷/一分册/专项卷VIII-教师版.docx
+++ b/00-首页/题组Word/专项卷/一分册/专项卷VIII-教师版.docx
@@ -2259,7 +2259,7 @@
         </w:rPr>
         <w:drawing>
           <wp:inline>
-            <wp:extent cx="3600000" cy="1378461"/>
+            <wp:extent cx="3599999" cy="1378461"/>
             <wp:effectExtent b="0" l="0" r="0" t="0"/>
             <wp:docPr descr="" title="" id="15" name="Picture"/>
             <a:graphic>
@@ -2280,7 +2280,7 @@
                   <pic:spPr bwMode="auto">
                     <a:xfrm>
                       <a:off x="0" y="0"/>
-                      <a:ext cx="3600000" cy="1378461"/>
+                      <a:ext cx="3599999" cy="1378461"/>
                     </a:xfrm>
                     <a:prstGeom prst="rect">
                       <a:avLst/>
@@ -3183,6 +3183,8 @@
     <w:p>
       <w:pPr>
         <w:pStyle w:val="FirstParagraph"/>
+        <w:ind w:left="480" w:hanging="480"/>
+        <w:spacing w:after="0"/>
       </w:pPr>
       <w:r>
         <w:rPr>
@@ -3285,7 +3287,20 @@
         <w:rPr>
           <w:rFonts w:ascii="Times New Roman" w:hAnsi="Times New Roman" w:eastAsia="Times New Roman" w:cs="Times New Roman"/>
         </w:rPr>
-        <w:t xml:space="preserve">　B.</w:t>
+        <w:t xml:space="preserve">　</w:t>
+      </w:r>
+    </w:p>
+    <w:p>
+      <w:pPr>
+        <w:pStyle w:val="FirstParagraph"/>
+        <w:ind w:left="480" w:hanging="480"/>
+        <w:spacing w:before="0" w:after="0"/>
+      </w:pPr>
+      <w:r>
+        <w:rPr>
+          <w:rFonts w:ascii="Times New Roman" w:hAnsi="Times New Roman" w:eastAsia="Times New Roman" w:cs="Times New Roman"/>
+        </w:rPr>
+        <w:t xml:space="preserve">B.</w:t>
       </w:r>
       <w:r>
         <w:rPr>
@@ -3379,7 +3394,20 @@
         <w:rPr>
           <w:rFonts w:ascii="Times New Roman" w:hAnsi="Times New Roman" w:eastAsia="Times New Roman" w:cs="Times New Roman"/>
         </w:rPr>
-        <w:t xml:space="preserve">　C.</w:t>
+        <w:t xml:space="preserve">　</w:t>
+      </w:r>
+    </w:p>
+    <w:p>
+      <w:pPr>
+        <w:pStyle w:val="FirstParagraph"/>
+        <w:ind w:left="480" w:hanging="480"/>
+        <w:spacing w:before="0" w:after="0"/>
+      </w:pPr>
+      <w:r>
+        <w:rPr>
+          <w:rFonts w:ascii="Times New Roman" w:hAnsi="Times New Roman" w:eastAsia="Times New Roman" w:cs="Times New Roman"/>
+        </w:rPr>
+        <w:t xml:space="preserve">C.</w:t>
       </w:r>
       <w:r>
         <w:rPr>
@@ -3471,7 +3499,20 @@
         <w:rPr>
           <w:rFonts w:ascii="Times New Roman" w:hAnsi="Times New Roman" w:eastAsia="Times New Roman" w:cs="Times New Roman"/>
         </w:rPr>
-        <w:t xml:space="preserve">　D.</w:t>
+        <w:t xml:space="preserve">　</w:t>
+      </w:r>
+    </w:p>
+    <w:p>
+      <w:pPr>
+        <w:pStyle w:val="FirstParagraph"/>
+        <w:ind w:left="480" w:hanging="480"/>
+        <w:spacing w:before="0" w:after="180"/>
+      </w:pPr>
+      <w:r>
+        <w:rPr>
+          <w:rFonts w:ascii="Times New Roman" w:hAnsi="Times New Roman" w:eastAsia="Times New Roman" w:cs="Times New Roman"/>
+        </w:rPr>
+        <w:t xml:space="preserve">D.</w:t>
       </w:r>
       <w:r>
         <w:rPr>
@@ -5457,7 +5498,7 @@
         </w:rPr>
         <w:drawing>
           <wp:inline>
-            <wp:extent cx="2400300" cy="2933700"/>
+            <wp:extent cx="2400300" cy="2844800"/>
             <wp:effectExtent b="0" l="0" r="0" t="0"/>
             <wp:docPr descr="" title="" id="28" name="Picture"/>
             <a:graphic>
@@ -5478,7 +5519,7 @@
                   <pic:spPr bwMode="auto">
                     <a:xfrm>
                       <a:off x="0" y="0"/>
-                      <a:ext cx="2400300" cy="2933700"/>
+                      <a:ext cx="2400300" cy="2844800"/>
                     </a:xfrm>
                     <a:prstGeom prst="rect">
                       <a:avLst/>
@@ -7735,6 +7776,8 @@
     <w:p>
       <w:pPr>
         <w:pStyle w:val="BodyText"/>
+        <w:ind w:left="480" w:hanging="480"/>
+        <w:spacing w:after="0"/>
       </w:pPr>
       <w:r>
         <w:rPr>
@@ -7752,7 +7795,20 @@
         <w:rPr>
           <w:rFonts w:ascii="Times New Roman" w:hAnsi="Times New Roman" w:eastAsia="Times New Roman" w:cs="Times New Roman"/>
         </w:rPr>
-        <w:t xml:space="preserve">　　B. 6 </w:t>
+        <w:t xml:space="preserve">　　</w:t>
+      </w:r>
+    </w:p>
+    <w:p>
+      <w:pPr>
+        <w:pStyle w:val="BodyText"/>
+        <w:ind w:left="480" w:hanging="480"/>
+        <w:spacing w:before="0" w:after="0"/>
+      </w:pPr>
+      <w:r>
+        <w:rPr>
+          <w:rFonts w:ascii="Times New Roman" w:hAnsi="Times New Roman" w:eastAsia="Times New Roman" w:cs="Times New Roman"/>
+        </w:rPr>
+        <w:t xml:space="preserve">B. 6 </w:t>
       </w:r>
       <w:r>
         <w:rPr>
@@ -7764,7 +7820,20 @@
         <w:rPr>
           <w:rFonts w:ascii="Times New Roman" w:hAnsi="Times New Roman" w:eastAsia="Times New Roman" w:cs="Times New Roman"/>
         </w:rPr>
-        <w:t xml:space="preserve">　　C. 9 </w:t>
+        <w:t xml:space="preserve">　　</w:t>
+      </w:r>
+    </w:p>
+    <w:p>
+      <w:pPr>
+        <w:pStyle w:val="BodyText"/>
+        <w:ind w:left="480" w:hanging="480"/>
+        <w:spacing w:before="0" w:after="0"/>
+      </w:pPr>
+      <w:r>
+        <w:rPr>
+          <w:rFonts w:ascii="Times New Roman" w:hAnsi="Times New Roman" w:eastAsia="Times New Roman" w:cs="Times New Roman"/>
+        </w:rPr>
+        <w:t xml:space="preserve">C. 9 </w:t>
       </w:r>
       <w:r>
         <w:rPr>
@@ -7776,7 +7845,20 @@
         <w:rPr>
           <w:rFonts w:ascii="Times New Roman" w:hAnsi="Times New Roman" w:eastAsia="Times New Roman" w:cs="Times New Roman"/>
         </w:rPr>
-        <w:t xml:space="preserve">　　D. 12 </w:t>
+        <w:t xml:space="preserve">　　</w:t>
+      </w:r>
+    </w:p>
+    <w:p>
+      <w:pPr>
+        <w:pStyle w:val="BodyText"/>
+        <w:ind w:left="480" w:hanging="480"/>
+        <w:spacing w:before="0" w:after="180"/>
+      </w:pPr>
+      <w:r>
+        <w:rPr>
+          <w:rFonts w:ascii="Times New Roman" w:hAnsi="Times New Roman" w:eastAsia="Times New Roman" w:cs="Times New Roman"/>
+        </w:rPr>
+        <w:t xml:space="preserve">D. 12 </w:t>
       </w:r>
       <w:r>
         <w:rPr>
@@ -8565,12 +8647,7 @@
       </w:r>
     </w:p>
     <w:p>
-      <w:pPr>
-        <w:numPr>
-          <w:ilvl w:val="0"/>
-          <w:numId w:val="1013"/>
-        </w:numPr>
-      </w:pPr>
+      <w:pPr/>
       <w:r>
         <w:rPr>
           <w:rFonts w:ascii="Times New Roman" w:hAnsi="Times New Roman" w:eastAsia="Times New Roman" w:cs="Times New Roman"/>
@@ -10449,7 +10526,7 @@
         </w:rPr>
         <w:drawing>
           <wp:inline>
-            <wp:extent cx="3327400" cy="1943100"/>
+            <wp:extent cx="3327400" cy="1812591"/>
             <wp:effectExtent b="0" l="0" r="0" t="0"/>
             <wp:docPr descr="" title="" id="52" name="Picture"/>
             <a:graphic>
@@ -10470,7 +10547,7 @@
                   <pic:spPr bwMode="auto">
                     <a:xfrm>
                       <a:off x="0" y="0"/>
-                      <a:ext cx="3327400" cy="1943100"/>
+                      <a:ext cx="3327400" cy="1812591"/>
                     </a:xfrm>
                     <a:prstGeom prst="rect">
                       <a:avLst/>
@@ -10812,6 +10889,8 @@
     <w:p>
       <w:pPr>
         <w:pStyle w:val="BodyText"/>
+        <w:ind w:left="480" w:hanging="480"/>
+        <w:spacing w:after="0"/>
       </w:pPr>
       <w:r>
         <w:rPr>
@@ -10874,7 +10953,20 @@
         <w:rPr>
           <w:rFonts w:ascii="Times New Roman" w:hAnsi="Times New Roman" w:eastAsia="Times New Roman" w:cs="Times New Roman"/>
         </w:rPr>
-        <w:t xml:space="preserve">　　B.</w:t>
+        <w:t xml:space="preserve">　　</w:t>
+      </w:r>
+    </w:p>
+    <w:p>
+      <w:pPr>
+        <w:pStyle w:val="BodyText"/>
+        <w:ind w:left="480" w:hanging="480"/>
+        <w:spacing w:before="0" w:after="0"/>
+      </w:pPr>
+      <w:r>
+        <w:rPr>
+          <w:rFonts w:ascii="Times New Roman" w:hAnsi="Times New Roman" w:eastAsia="Times New Roman" w:cs="Times New Roman"/>
+        </w:rPr>
+        <w:t xml:space="preserve">B.</w:t>
       </w:r>
       <w:r>
         <w:rPr>
@@ -10931,7 +11023,20 @@
         <w:rPr>
           <w:rFonts w:ascii="Times New Roman" w:hAnsi="Times New Roman" w:eastAsia="Times New Roman" w:cs="Times New Roman"/>
         </w:rPr>
-        <w:t xml:space="preserve">　　C.</w:t>
+        <w:t xml:space="preserve">　　</w:t>
+      </w:r>
+    </w:p>
+    <w:p>
+      <w:pPr>
+        <w:pStyle w:val="BodyText"/>
+        <w:ind w:left="480" w:hanging="480"/>
+        <w:spacing w:before="0" w:after="0"/>
+      </w:pPr>
+      <w:r>
+        <w:rPr>
+          <w:rFonts w:ascii="Times New Roman" w:hAnsi="Times New Roman" w:eastAsia="Times New Roman" w:cs="Times New Roman"/>
+        </w:rPr>
+        <w:t xml:space="preserve">C.</w:t>
       </w:r>
       <w:r>
         <w:rPr>
@@ -10988,7 +11093,20 @@
         <w:rPr>
           <w:rFonts w:ascii="Times New Roman" w:hAnsi="Times New Roman" w:eastAsia="Times New Roman" w:cs="Times New Roman"/>
         </w:rPr>
-        <w:t xml:space="preserve">　　D.</w:t>
+        <w:t xml:space="preserve">　　</w:t>
+      </w:r>
+    </w:p>
+    <w:p>
+      <w:pPr>
+        <w:pStyle w:val="BodyText"/>
+        <w:ind w:left="480" w:hanging="480"/>
+        <w:spacing w:before="0" w:after="180"/>
+      </w:pPr>
+      <w:r>
+        <w:rPr>
+          <w:rFonts w:ascii="Times New Roman" w:hAnsi="Times New Roman" w:eastAsia="Times New Roman" w:cs="Times New Roman"/>
+        </w:rPr>
+        <w:t xml:space="preserve">D.</w:t>
       </w:r>
       <w:r>
         <w:rPr>
@@ -11479,7 +11597,7 @@
         </w:rPr>
         <w:drawing>
           <wp:inline>
-            <wp:extent cx="3600000" cy="1066666"/>
+            <wp:extent cx="3599998" cy="1066666"/>
             <wp:effectExtent b="0" l="0" r="0" t="0"/>
             <wp:docPr descr="" title="" id="60" name="Picture"/>
             <a:graphic>
@@ -11500,7 +11618,7 @@
                   <pic:spPr bwMode="auto">
                     <a:xfrm>
                       <a:off x="0" y="0"/>
-                      <a:ext cx="3600000" cy="1066666"/>
+                      <a:ext cx="3599998" cy="1066666"/>
                     </a:xfrm>
                     <a:prstGeom prst="rect">
                       <a:avLst/>
@@ -14098,6 +14216,8 @@
     <w:p>
       <w:pPr>
         <w:pStyle w:val="FirstParagraph"/>
+        <w:ind w:left="480" w:hanging="480"/>
+        <w:spacing w:after="0"/>
       </w:pPr>
       <w:r>
         <w:rPr>
@@ -14117,6 +14237,13 @@
         </w:rPr>
         <w:t xml:space="preserve"> </w:t>
       </w:r>
+    </w:p>
+    <w:p>
+      <w:pPr>
+        <w:pStyle w:val="FirstParagraph"/>
+        <w:ind w:left="480" w:hanging="480"/>
+        <w:spacing w:before="0" w:after="0"/>
+      </w:pPr>
       <w:r>
         <w:rPr>
           <w:rFonts w:ascii="Times New Roman" w:hAnsi="Times New Roman" w:eastAsia="Times New Roman" w:cs="Times New Roman"/>
@@ -14153,6 +14280,13 @@
         </w:rPr>
         <w:t xml:space="preserve"> </w:t>
       </w:r>
+    </w:p>
+    <w:p>
+      <w:pPr>
+        <w:pStyle w:val="FirstParagraph"/>
+        <w:ind w:left="480" w:hanging="480"/>
+        <w:spacing w:before="0" w:after="180"/>
+      </w:pPr>
       <w:r>
         <w:rPr>
           <w:rFonts w:ascii="Times New Roman" w:hAnsi="Times New Roman" w:eastAsia="Times New Roman" w:cs="Times New Roman"/>
@@ -14232,6 +14366,8 @@
     <w:p>
       <w:pPr>
         <w:pStyle w:val="FirstParagraph"/>
+        <w:ind w:left="480" w:hanging="480"/>
+        <w:spacing w:after="0"/>
       </w:pPr>
       <w:r>
         <w:rPr>
@@ -14263,6 +14399,13 @@
         </w:rPr>
         <w:t xml:space="preserve"> </w:t>
       </w:r>
+    </w:p>
+    <w:p>
+      <w:pPr>
+        <w:pStyle w:val="FirstParagraph"/>
+        <w:ind w:left="480" w:hanging="480"/>
+        <w:spacing w:before="0" w:after="0"/>
+      </w:pPr>
       <w:r>
         <w:rPr>
           <w:rFonts w:ascii="Times New Roman" w:hAnsi="Times New Roman" w:eastAsia="Times New Roman" w:cs="Times New Roman"/>
@@ -14293,6 +14436,13 @@
         </w:rPr>
         <w:t xml:space="preserve"> </w:t>
       </w:r>
+    </w:p>
+    <w:p>
+      <w:pPr>
+        <w:pStyle w:val="FirstParagraph"/>
+        <w:ind w:left="480" w:hanging="480"/>
+        <w:spacing w:before="0" w:after="180"/>
+      </w:pPr>
       <w:r>
         <w:rPr>
           <w:rFonts w:ascii="Times New Roman" w:hAnsi="Times New Roman" w:eastAsia="Times New Roman" w:cs="Times New Roman"/>
@@ -14354,6 +14504,8 @@
     <w:p>
       <w:pPr>
         <w:pStyle w:val="FirstParagraph"/>
+        <w:ind w:left="480" w:hanging="480"/>
+        <w:spacing w:after="0"/>
       </w:pPr>
       <w:r>
         <w:rPr>
@@ -14373,6 +14525,13 @@
         </w:rPr>
         <w:t xml:space="preserve"> </w:t>
       </w:r>
+    </w:p>
+    <w:p>
+      <w:pPr>
+        <w:pStyle w:val="FirstParagraph"/>
+        <w:ind w:left="480" w:hanging="480"/>
+        <w:spacing w:before="0" w:after="0"/>
+      </w:pPr>
       <w:r>
         <w:rPr>
           <w:rFonts w:ascii="Times New Roman" w:hAnsi="Times New Roman" w:eastAsia="Times New Roman" w:cs="Times New Roman"/>
@@ -14391,6 +14550,13 @@
         </w:rPr>
         <w:t xml:space="preserve"> </w:t>
       </w:r>
+    </w:p>
+    <w:p>
+      <w:pPr>
+        <w:pStyle w:val="FirstParagraph"/>
+        <w:ind w:left="480" w:hanging="480"/>
+        <w:spacing w:before="0" w:after="180"/>
+      </w:pPr>
       <w:r>
         <w:rPr>
           <w:rFonts w:ascii="Times New Roman" w:hAnsi="Times New Roman" w:eastAsia="Times New Roman" w:cs="Times New Roman"/>
@@ -16421,7 +16587,7 @@
         </w:rPr>
         <w:drawing>
           <wp:inline>
-            <wp:extent cx="3600000" cy="1307678"/>
+            <wp:extent cx="3599997" cy="1307678"/>
             <wp:effectExtent b="0" l="0" r="0" t="0"/>
             <wp:docPr descr="" title="" id="82" name="Picture"/>
             <a:graphic>
@@ -16442,7 +16608,7 @@
                   <pic:spPr bwMode="auto">
                     <a:xfrm>
                       <a:off x="0" y="0"/>
-                      <a:ext cx="3600000" cy="1307678"/>
+                      <a:ext cx="3599997" cy="1307678"/>
                     </a:xfrm>
                     <a:prstGeom prst="rect">
                       <a:avLst/>

--- a/00-首页/题组Word/专项卷/一分册/专项卷VIII-教师版.docx
+++ b/00-首页/题组Word/专项卷/一分册/专项卷VIII-教师版.docx
@@ -7644,7 +7644,7 @@
         <m:sSup>
           <m:e>
             <m:r>
-              <m:t>​</m:t>
+              <m:t xml:space="preserve"> </m:t>
             </m:r>
           </m:e>
           <m:sup>
@@ -7670,7 +7670,7 @@
         <m:sSup>
           <m:e>
             <m:r>
-              <m:t>​</m:t>
+              <m:t xml:space="preserve"> </m:t>
             </m:r>
           </m:e>
           <m:sup>
@@ -7696,7 +7696,7 @@
         <m:sSup>
           <m:e>
             <m:r>
-              <m:t>​</m:t>
+              <m:t xml:space="preserve"> </m:t>
             </m:r>
           </m:e>
           <m:sup>

--- a/00-首页/题组Word/专项卷/一分册/专项卷VIII-教师版.docx
+++ b/00-首页/题组Word/专项卷/一分册/专项卷VIII-教师版.docx
@@ -513,6 +513,7 @@
     <w:p>
       <w:pPr>
         <w:pStyle w:val="FirstParagraph"/>
+        <w:spacing w:before="0" w:after="0"/>
       </w:pPr>
       <w:r>
         <w:rPr>
@@ -554,6 +555,7 @@
     <w:p>
       <w:pPr>
         <w:pStyle w:val="BodyText"/>
+        <w:spacing w:before="0" w:after="0"/>
       </w:pPr>
       <w:r>
         <w:rPr>
@@ -606,6 +608,7 @@
     <w:p>
       <w:pPr>
         <w:pStyle w:val="BodyText"/>
+        <w:spacing w:before="0" w:after="0"/>
       </w:pPr>
       <w:r>
         <w:rPr>
@@ -665,6 +668,7 @@
     <w:p>
       <w:pPr>
         <w:pStyle w:val="BodyText"/>
+        <w:spacing w:before="0" w:after="0"/>
       </w:pPr>
       <w:r>
         <w:rPr>
@@ -2170,6 +2174,7 @@
     <w:p>
       <w:pPr>
         <w:pStyle w:val="FirstParagraph"/>
+        <w:spacing w:before="0" w:after="0"/>
       </w:pPr>
       <w:r>
         <w:rPr>
@@ -2514,6 +2519,14 @@
       <w:tblPr>
         <w:tblStyle w:val="Table"/>
         <w:tblW w:type="auto" w:w="0"/>
+        <w:tblBorders>
+          <w:top w:val="single" w:sz="12" w:space="0" w:color="000000"/>
+          <w:left w:val="none" w:sz="0" w:space="0" w:color="auto"/>
+          <w:bottom w:val="single" w:sz="12" w:space="0" w:color="000000"/>
+          <w:right w:val="none" w:sz="0" w:space="0" w:color="auto"/>
+          <w:insideH w:val="none" w:sz="0" w:space="0" w:color="auto"/>
+          <w:insideV w:val="none" w:sz="0" w:space="0" w:color="auto"/>
+        </w:tblBorders>
         <w:tblLook w:firstRow="1" w:lastRow="0" w:firstColumn="0" w:lastColumn="0" w:noHBand="0" w:noVBand="0" w:val="0020"/>
       </w:tblPr>
       <w:tblGrid>
@@ -2525,7 +2538,11 @@
           <w:tblHeader w:val="on"/>
         </w:trPr>
         <w:tc>
-          <w:tcPr/>
+          <w:tcPr>
+            <w:tcBorders>
+              <w:bottom w:val="single" w:sz="8" w:space="0" w:color="000000"/>
+            </w:tcBorders>
+          </w:tcPr>
           <w:p>
             <w:pPr>
               <w:pStyle w:val="Compact"/>
@@ -2541,7 +2558,11 @@
           </w:p>
         </w:tc>
         <w:tc>
-          <w:tcPr/>
+          <w:tcPr>
+            <w:tcBorders>
+              <w:bottom w:val="single" w:sz="8" w:space="0" w:color="000000"/>
+            </w:tcBorders>
+          </w:tcPr>
           <w:p>
             <w:pPr>
               <w:pStyle w:val="Compact"/>
@@ -3183,8 +3204,8 @@
     <w:p>
       <w:pPr>
         <w:pStyle w:val="FirstParagraph"/>
+        <w:spacing w:before="0" w:after="0"/>
         <w:ind w:left="480" w:hanging="480"/>
-        <w:spacing w:after="0"/>
       </w:pPr>
       <w:r>
         <w:rPr>
@@ -3293,8 +3314,8 @@
     <w:p>
       <w:pPr>
         <w:pStyle w:val="FirstParagraph"/>
+        <w:spacing w:before="0" w:after="0"/>
         <w:ind w:left="480" w:hanging="480"/>
-        <w:spacing w:before="0" w:after="0"/>
       </w:pPr>
       <w:r>
         <w:rPr>
@@ -3400,8 +3421,8 @@
     <w:p>
       <w:pPr>
         <w:pStyle w:val="FirstParagraph"/>
+        <w:spacing w:before="0" w:after="0"/>
         <w:ind w:left="480" w:hanging="480"/>
-        <w:spacing w:before="0" w:after="0"/>
       </w:pPr>
       <w:r>
         <w:rPr>
@@ -3505,8 +3526,8 @@
     <w:p>
       <w:pPr>
         <w:pStyle w:val="FirstParagraph"/>
+        <w:spacing w:before="0" w:after="0"/>
         <w:ind w:left="480" w:hanging="480"/>
-        <w:spacing w:before="0" w:after="180"/>
       </w:pPr>
       <w:r>
         <w:rPr>
@@ -3965,6 +3986,14 @@
       <w:tblPr>
         <w:tblStyle w:val="Table"/>
         <w:tblW w:type="auto" w:w="0"/>
+        <w:tblBorders>
+          <w:top w:val="single" w:sz="12" w:space="0" w:color="000000"/>
+          <w:left w:val="none" w:sz="0" w:space="0" w:color="auto"/>
+          <w:bottom w:val="single" w:sz="12" w:space="0" w:color="000000"/>
+          <w:right w:val="none" w:sz="0" w:space="0" w:color="auto"/>
+          <w:insideH w:val="none" w:sz="0" w:space="0" w:color="auto"/>
+          <w:insideV w:val="none" w:sz="0" w:space="0" w:color="auto"/>
+        </w:tblBorders>
         <w:tblLook w:firstRow="1" w:lastRow="0" w:firstColumn="0" w:lastColumn="0" w:noHBand="0" w:noVBand="0" w:val="0020"/>
       </w:tblPr>
       <w:tblGrid>
@@ -3976,7 +4005,11 @@
           <w:tblHeader w:val="on"/>
         </w:trPr>
         <w:tc>
-          <w:tcPr/>
+          <w:tcPr>
+            <w:tcBorders>
+              <w:bottom w:val="single" w:sz="8" w:space="0" w:color="000000"/>
+            </w:tcBorders>
+          </w:tcPr>
           <w:p>
             <w:pPr>
               <w:pStyle w:val="Compact"/>
@@ -3992,7 +4025,11 @@
           </w:p>
         </w:tc>
         <w:tc>
-          <w:tcPr/>
+          <w:tcPr>
+            <w:tcBorders>
+              <w:bottom w:val="single" w:sz="8" w:space="0" w:color="000000"/>
+            </w:tcBorders>
+          </w:tcPr>
           <w:p>
             <w:pPr>
               <w:pStyle w:val="Compact"/>
@@ -5583,6 +5620,14 @@
       <w:tblPr>
         <w:tblStyle w:val="Table"/>
         <w:tblW w:type="auto" w:w="0"/>
+        <w:tblBorders>
+          <w:top w:val="single" w:sz="12" w:space="0" w:color="000000"/>
+          <w:left w:val="none" w:sz="0" w:space="0" w:color="auto"/>
+          <w:bottom w:val="single" w:sz="12" w:space="0" w:color="000000"/>
+          <w:right w:val="none" w:sz="0" w:space="0" w:color="auto"/>
+          <w:insideH w:val="none" w:sz="0" w:space="0" w:color="auto"/>
+          <w:insideV w:val="none" w:sz="0" w:space="0" w:color="auto"/>
+        </w:tblBorders>
         <w:tblLook w:firstRow="1" w:lastRow="0" w:firstColumn="0" w:lastColumn="0" w:noHBand="0" w:noVBand="0" w:val="0020"/>
       </w:tblPr>
       <w:tblGrid>
@@ -5594,7 +5639,11 @@
           <w:tblHeader w:val="on"/>
         </w:trPr>
         <w:tc>
-          <w:tcPr/>
+          <w:tcPr>
+            <w:tcBorders>
+              <w:bottom w:val="single" w:sz="8" w:space="0" w:color="000000"/>
+            </w:tcBorders>
+          </w:tcPr>
           <w:p>
             <w:pPr>
               <w:pStyle w:val="Compact"/>
@@ -5610,7 +5659,11 @@
           </w:p>
         </w:tc>
         <w:tc>
-          <w:tcPr/>
+          <w:tcPr>
+            <w:tcBorders>
+              <w:bottom w:val="single" w:sz="8" w:space="0" w:color="000000"/>
+            </w:tcBorders>
+          </w:tcPr>
           <w:p>
             <w:pPr>
               <w:pStyle w:val="Compact"/>
@@ -7255,6 +7308,14 @@
       <w:tblPr>
         <w:tblStyle w:val="Table"/>
         <w:tblW w:type="auto" w:w="0"/>
+        <w:tblBorders>
+          <w:top w:val="single" w:sz="12" w:space="0" w:color="000000"/>
+          <w:left w:val="none" w:sz="0" w:space="0" w:color="auto"/>
+          <w:bottom w:val="single" w:sz="12" w:space="0" w:color="000000"/>
+          <w:right w:val="none" w:sz="0" w:space="0" w:color="auto"/>
+          <w:insideH w:val="none" w:sz="0" w:space="0" w:color="auto"/>
+          <w:insideV w:val="none" w:sz="0" w:space="0" w:color="auto"/>
+        </w:tblBorders>
         <w:tblLook w:firstRow="1" w:lastRow="0" w:firstColumn="0" w:lastColumn="0" w:noHBand="0" w:noVBand="0" w:val="0020"/>
       </w:tblPr>
       <w:tblGrid>
@@ -7266,7 +7327,11 @@
           <w:tblHeader w:val="on"/>
         </w:trPr>
         <w:tc>
-          <w:tcPr/>
+          <w:tcPr>
+            <w:tcBorders>
+              <w:bottom w:val="single" w:sz="8" w:space="0" w:color="000000"/>
+            </w:tcBorders>
+          </w:tcPr>
           <w:p>
             <w:pPr>
               <w:pStyle w:val="Compact"/>
@@ -7282,7 +7347,11 @@
           </w:p>
         </w:tc>
         <w:tc>
-          <w:tcPr/>
+          <w:tcPr>
+            <w:tcBorders>
+              <w:bottom w:val="single" w:sz="8" w:space="0" w:color="000000"/>
+            </w:tcBorders>
+          </w:tcPr>
           <w:p>
             <w:pPr>
               <w:pStyle w:val="Compact"/>
@@ -7776,8 +7845,8 @@
     <w:p>
       <w:pPr>
         <w:pStyle w:val="BodyText"/>
+        <w:spacing w:before="0" w:after="0"/>
         <w:ind w:left="480" w:hanging="480"/>
-        <w:spacing w:after="0"/>
       </w:pPr>
       <w:r>
         <w:rPr>
@@ -7801,14 +7870,39 @@
     <w:p>
       <w:pPr>
         <w:pStyle w:val="BodyText"/>
+        <w:spacing w:before="0" w:after="0"/>
         <w:ind w:left="480" w:hanging="480"/>
+      </w:pPr>
+      <w:r>
+        <w:rPr>
+          <w:rFonts w:ascii="Times New Roman" w:hAnsi="Times New Roman" w:eastAsia="Times New Roman" w:cs="Times New Roman"/>
+        </w:rPr>
+        <w:t xml:space="preserve">B. 6 </w:t>
+      </w:r>
+      <w:r>
+        <w:rPr>
+          <w:rFonts w:hint="eastAsia" w:ascii="Times New Roman" w:hAnsi="Times New Roman" w:eastAsia="FangSong" w:cs="Times New Roman"/>
+        </w:rPr>
+        <w:t xml:space="preserve">种</w:t>
+      </w:r>
+      <w:r>
+        <w:rPr>
+          <w:rFonts w:ascii="Times New Roman" w:hAnsi="Times New Roman" w:eastAsia="Times New Roman" w:cs="Times New Roman"/>
+        </w:rPr>
+        <w:t xml:space="preserve">　　</w:t>
+      </w:r>
+    </w:p>
+    <w:p>
+      <w:pPr>
+        <w:pStyle w:val="BodyText"/>
         <w:spacing w:before="0" w:after="0"/>
-      </w:pPr>
-      <w:r>
-        <w:rPr>
-          <w:rFonts w:ascii="Times New Roman" w:hAnsi="Times New Roman" w:eastAsia="Times New Roman" w:cs="Times New Roman"/>
-        </w:rPr>
-        <w:t xml:space="preserve">B. 6 </w:t>
+        <w:ind w:left="480" w:hanging="480"/>
+      </w:pPr>
+      <w:r>
+        <w:rPr>
+          <w:rFonts w:ascii="Times New Roman" w:hAnsi="Times New Roman" w:eastAsia="Times New Roman" w:cs="Times New Roman"/>
+        </w:rPr>
+        <w:t xml:space="preserve">C. 9 </w:t>
       </w:r>
       <w:r>
         <w:rPr>
@@ -7826,33 +7920,8 @@
     <w:p>
       <w:pPr>
         <w:pStyle w:val="BodyText"/>
+        <w:spacing w:before="0" w:after="0"/>
         <w:ind w:left="480" w:hanging="480"/>
-        <w:spacing w:before="0" w:after="0"/>
-      </w:pPr>
-      <w:r>
-        <w:rPr>
-          <w:rFonts w:ascii="Times New Roman" w:hAnsi="Times New Roman" w:eastAsia="Times New Roman" w:cs="Times New Roman"/>
-        </w:rPr>
-        <w:t xml:space="preserve">C. 9 </w:t>
-      </w:r>
-      <w:r>
-        <w:rPr>
-          <w:rFonts w:hint="eastAsia" w:ascii="Times New Roman" w:hAnsi="Times New Roman" w:eastAsia="FangSong" w:cs="Times New Roman"/>
-        </w:rPr>
-        <w:t xml:space="preserve">种</w:t>
-      </w:r>
-      <w:r>
-        <w:rPr>
-          <w:rFonts w:ascii="Times New Roman" w:hAnsi="Times New Roman" w:eastAsia="Times New Roman" w:cs="Times New Roman"/>
-        </w:rPr>
-        <w:t xml:space="preserve">　　</w:t>
-      </w:r>
-    </w:p>
-    <w:p>
-      <w:pPr>
-        <w:pStyle w:val="BodyText"/>
-        <w:ind w:left="480" w:hanging="480"/>
-        <w:spacing w:before="0" w:after="180"/>
       </w:pPr>
       <w:r>
         <w:rPr>
@@ -7912,6 +7981,14 @@
       <w:tblPr>
         <w:tblStyle w:val="Table"/>
         <w:tblW w:type="auto" w:w="0"/>
+        <w:tblBorders>
+          <w:top w:val="single" w:sz="12" w:space="0" w:color="000000"/>
+          <w:left w:val="none" w:sz="0" w:space="0" w:color="auto"/>
+          <w:bottom w:val="single" w:sz="12" w:space="0" w:color="000000"/>
+          <w:right w:val="none" w:sz="0" w:space="0" w:color="auto"/>
+          <w:insideH w:val="none" w:sz="0" w:space="0" w:color="auto"/>
+          <w:insideV w:val="none" w:sz="0" w:space="0" w:color="auto"/>
+        </w:tblBorders>
         <w:tblLook w:firstRow="1" w:lastRow="0" w:firstColumn="0" w:lastColumn="0" w:noHBand="0" w:noVBand="0" w:val="0020"/>
       </w:tblPr>
       <w:tblGrid>
@@ -7923,7 +8000,11 @@
           <w:tblHeader w:val="on"/>
         </w:trPr>
         <w:tc>
-          <w:tcPr/>
+          <w:tcPr>
+            <w:tcBorders>
+              <w:bottom w:val="single" w:sz="8" w:space="0" w:color="000000"/>
+            </w:tcBorders>
+          </w:tcPr>
           <w:p>
             <w:pPr>
               <w:pStyle w:val="Compact"/>
@@ -7939,7 +8020,11 @@
           </w:p>
         </w:tc>
         <w:tc>
-          <w:tcPr/>
+          <w:tcPr>
+            <w:tcBorders>
+              <w:bottom w:val="single" w:sz="8" w:space="0" w:color="000000"/>
+            </w:tcBorders>
+          </w:tcPr>
           <w:p>
             <w:pPr>
               <w:pStyle w:val="Compact"/>
@@ -8087,6 +8172,14 @@
       <w:tblPr>
         <w:tblStyle w:val="Table"/>
         <w:tblW w:type="auto" w:w="0"/>
+        <w:tblBorders>
+          <w:top w:val="single" w:sz="12" w:space="0" w:color="000000"/>
+          <w:left w:val="none" w:sz="0" w:space="0" w:color="auto"/>
+          <w:bottom w:val="single" w:sz="12" w:space="0" w:color="000000"/>
+          <w:right w:val="none" w:sz="0" w:space="0" w:color="auto"/>
+          <w:insideH w:val="none" w:sz="0" w:space="0" w:color="auto"/>
+          <w:insideV w:val="none" w:sz="0" w:space="0" w:color="auto"/>
+        </w:tblBorders>
         <w:tblLook w:firstRow="1" w:lastRow="0" w:firstColumn="0" w:lastColumn="0" w:noHBand="0" w:noVBand="0" w:val="0020"/>
       </w:tblPr>
       <w:tblGrid>
@@ -8105,7 +8198,11 @@
           <w:tblHeader w:val="on"/>
         </w:trPr>
         <w:tc>
-          <w:tcPr/>
+          <w:tcPr>
+            <w:tcBorders>
+              <w:bottom w:val="single" w:sz="8" w:space="0" w:color="000000"/>
+            </w:tcBorders>
+          </w:tcPr>
           <w:p>
             <w:pPr>
               <w:pStyle w:val="Compact"/>
@@ -8121,7 +8218,11 @@
           </w:p>
         </w:tc>
         <w:tc>
-          <w:tcPr/>
+          <w:tcPr>
+            <w:tcBorders>
+              <w:bottom w:val="single" w:sz="8" w:space="0" w:color="000000"/>
+            </w:tcBorders>
+          </w:tcPr>
           <w:p>
             <w:pPr>
               <w:pStyle w:val="Compact"/>
@@ -8137,7 +8238,11 @@
           </w:p>
         </w:tc>
         <w:tc>
-          <w:tcPr/>
+          <w:tcPr>
+            <w:tcBorders>
+              <w:bottom w:val="single" w:sz="8" w:space="0" w:color="000000"/>
+            </w:tcBorders>
+          </w:tcPr>
           <w:p>
             <w:pPr>
               <w:pStyle w:val="Compact"/>
@@ -8153,7 +8258,11 @@
           </w:p>
         </w:tc>
         <w:tc>
-          <w:tcPr/>
+          <w:tcPr>
+            <w:tcBorders>
+              <w:bottom w:val="single" w:sz="8" w:space="0" w:color="000000"/>
+            </w:tcBorders>
+          </w:tcPr>
           <w:p>
             <w:pPr>
               <w:pStyle w:val="Compact"/>
@@ -8169,7 +8278,11 @@
           </w:p>
         </w:tc>
         <w:tc>
-          <w:tcPr/>
+          <w:tcPr>
+            <w:tcBorders>
+              <w:bottom w:val="single" w:sz="8" w:space="0" w:color="000000"/>
+            </w:tcBorders>
+          </w:tcPr>
           <w:p>
             <w:pPr>
               <w:pStyle w:val="Compact"/>
@@ -8185,7 +8298,11 @@
           </w:p>
         </w:tc>
         <w:tc>
-          <w:tcPr/>
+          <w:tcPr>
+            <w:tcBorders>
+              <w:bottom w:val="single" w:sz="8" w:space="0" w:color="000000"/>
+            </w:tcBorders>
+          </w:tcPr>
           <w:p>
             <w:pPr>
               <w:pStyle w:val="Compact"/>
@@ -8201,7 +8318,11 @@
           </w:p>
         </w:tc>
         <w:tc>
-          <w:tcPr/>
+          <w:tcPr>
+            <w:tcBorders>
+              <w:bottom w:val="single" w:sz="8" w:space="0" w:color="000000"/>
+            </w:tcBorders>
+          </w:tcPr>
           <w:p>
             <w:pPr>
               <w:pStyle w:val="Compact"/>
@@ -8217,7 +8338,11 @@
           </w:p>
         </w:tc>
         <w:tc>
-          <w:tcPr/>
+          <w:tcPr>
+            <w:tcBorders>
+              <w:bottom w:val="single" w:sz="8" w:space="0" w:color="000000"/>
+            </w:tcBorders>
+          </w:tcPr>
           <w:p>
             <w:pPr>
               <w:pStyle w:val="Compact"/>
@@ -8233,7 +8358,11 @@
           </w:p>
         </w:tc>
         <w:tc>
-          <w:tcPr/>
+          <w:tcPr>
+            <w:tcBorders>
+              <w:bottom w:val="single" w:sz="8" w:space="0" w:color="000000"/>
+            </w:tcBorders>
+          </w:tcPr>
           <w:p>
             <w:pPr>
               <w:pStyle w:val="Compact"/>
@@ -8647,7 +8776,9 @@
       </w:r>
     </w:p>
     <w:p>
-      <w:pPr/>
+      <w:pPr>
+        <w:spacing w:before="0" w:after="0"/>
+      </w:pPr>
       <w:r>
         <w:rPr>
           <w:rFonts w:ascii="Times New Roman" w:hAnsi="Times New Roman" w:eastAsia="Times New Roman" w:cs="Times New Roman"/>
@@ -8869,6 +9000,14 @@
       <w:tblPr>
         <w:tblStyle w:val="Table"/>
         <w:tblW w:type="auto" w:w="0"/>
+        <w:tblBorders>
+          <w:top w:val="single" w:sz="12" w:space="0" w:color="000000"/>
+          <w:left w:val="none" w:sz="0" w:space="0" w:color="auto"/>
+          <w:bottom w:val="single" w:sz="12" w:space="0" w:color="000000"/>
+          <w:right w:val="none" w:sz="0" w:space="0" w:color="auto"/>
+          <w:insideH w:val="none" w:sz="0" w:space="0" w:color="auto"/>
+          <w:insideV w:val="none" w:sz="0" w:space="0" w:color="auto"/>
+        </w:tblBorders>
         <w:tblLook w:firstRow="1" w:lastRow="0" w:firstColumn="0" w:lastColumn="0" w:noHBand="0" w:noVBand="0" w:val="0020"/>
       </w:tblPr>
       <w:tblGrid>
@@ -8880,7 +9019,11 @@
           <w:tblHeader w:val="on"/>
         </w:trPr>
         <w:tc>
-          <w:tcPr/>
+          <w:tcPr>
+            <w:tcBorders>
+              <w:bottom w:val="single" w:sz="8" w:space="0" w:color="000000"/>
+            </w:tcBorders>
+          </w:tcPr>
           <w:p>
             <w:pPr>
               <w:pStyle w:val="Compact"/>
@@ -8896,7 +9039,11 @@
           </w:p>
         </w:tc>
         <w:tc>
-          <w:tcPr/>
+          <w:tcPr>
+            <w:tcBorders>
+              <w:bottom w:val="single" w:sz="8" w:space="0" w:color="000000"/>
+            </w:tcBorders>
+          </w:tcPr>
           <w:p>
             <w:pPr>
               <w:pStyle w:val="Compact"/>
@@ -9278,6 +9425,14 @@
       <w:tblPr>
         <w:tblStyle w:val="Table"/>
         <w:tblW w:type="auto" w:w="0"/>
+        <w:tblBorders>
+          <w:top w:val="single" w:sz="12" w:space="0" w:color="000000"/>
+          <w:left w:val="none" w:sz="0" w:space="0" w:color="auto"/>
+          <w:bottom w:val="single" w:sz="12" w:space="0" w:color="000000"/>
+          <w:right w:val="none" w:sz="0" w:space="0" w:color="auto"/>
+          <w:insideH w:val="none" w:sz="0" w:space="0" w:color="auto"/>
+          <w:insideV w:val="none" w:sz="0" w:space="0" w:color="auto"/>
+        </w:tblBorders>
         <w:tblLook w:firstRow="1" w:lastRow="0" w:firstColumn="0" w:lastColumn="0" w:noHBand="0" w:noVBand="0" w:val="0020"/>
       </w:tblPr>
       <w:tblGrid>
@@ -9289,7 +9444,11 @@
           <w:tblHeader w:val="on"/>
         </w:trPr>
         <w:tc>
-          <w:tcPr/>
+          <w:tcPr>
+            <w:tcBorders>
+              <w:bottom w:val="single" w:sz="8" w:space="0" w:color="000000"/>
+            </w:tcBorders>
+          </w:tcPr>
           <w:p>
             <w:pPr>
               <w:pStyle w:val="Compact"/>
@@ -9305,7 +9464,11 @@
           </w:p>
         </w:tc>
         <w:tc>
-          <w:tcPr/>
+          <w:tcPr>
+            <w:tcBorders>
+              <w:bottom w:val="single" w:sz="8" w:space="0" w:color="000000"/>
+            </w:tcBorders>
+          </w:tcPr>
           <w:p>
             <w:pPr>
               <w:pStyle w:val="Compact"/>
@@ -9843,6 +10006,14 @@
       <w:tblPr>
         <w:tblStyle w:val="Table"/>
         <w:tblW w:type="auto" w:w="0"/>
+        <w:tblBorders>
+          <w:top w:val="single" w:sz="12" w:space="0" w:color="000000"/>
+          <w:left w:val="none" w:sz="0" w:space="0" w:color="auto"/>
+          <w:bottom w:val="single" w:sz="12" w:space="0" w:color="000000"/>
+          <w:right w:val="none" w:sz="0" w:space="0" w:color="auto"/>
+          <w:insideH w:val="none" w:sz="0" w:space="0" w:color="auto"/>
+          <w:insideV w:val="none" w:sz="0" w:space="0" w:color="auto"/>
+        </w:tblBorders>
         <w:tblLook w:firstRow="1" w:lastRow="0" w:firstColumn="0" w:lastColumn="0" w:noHBand="0" w:noVBand="0" w:val="0020"/>
       </w:tblPr>
       <w:tblGrid>
@@ -9854,7 +10025,11 @@
           <w:tblHeader w:val="on"/>
         </w:trPr>
         <w:tc>
-          <w:tcPr/>
+          <w:tcPr>
+            <w:tcBorders>
+              <w:bottom w:val="single" w:sz="8" w:space="0" w:color="000000"/>
+            </w:tcBorders>
+          </w:tcPr>
           <w:p>
             <w:pPr>
               <w:pStyle w:val="Compact"/>
@@ -9870,7 +10045,11 @@
           </w:p>
         </w:tc>
         <w:tc>
-          <w:tcPr/>
+          <w:tcPr>
+            <w:tcBorders>
+              <w:bottom w:val="single" w:sz="8" w:space="0" w:color="000000"/>
+            </w:tcBorders>
+          </w:tcPr>
           <w:p>
             <w:pPr>
               <w:pStyle w:val="Compact"/>
@@ -10379,6 +10558,7 @@
     <w:p>
       <w:pPr>
         <w:pStyle w:val="FirstParagraph"/>
+        <w:spacing w:before="0" w:after="0"/>
       </w:pPr>
       <w:r>
         <w:rPr>
@@ -10408,6 +10588,7 @@
     <w:p>
       <w:pPr>
         <w:pStyle w:val="BodyText"/>
+        <w:spacing w:before="0" w:after="0"/>
       </w:pPr>
       <w:r>
         <w:rPr>
@@ -10425,6 +10606,7 @@
     <w:p>
       <w:pPr>
         <w:pStyle w:val="BodyText"/>
+        <w:spacing w:before="0" w:after="0"/>
       </w:pPr>
       <w:r>
         <w:rPr>
@@ -10442,6 +10624,7 @@
     <w:p>
       <w:pPr>
         <w:pStyle w:val="BodyText"/>
+        <w:spacing w:before="0" w:after="0"/>
       </w:pPr>
       <w:r>
         <w:rPr>
@@ -10889,8 +11072,8 @@
     <w:p>
       <w:pPr>
         <w:pStyle w:val="BodyText"/>
+        <w:spacing w:before="0" w:after="0"/>
         <w:ind w:left="480" w:hanging="480"/>
-        <w:spacing w:after="0"/>
       </w:pPr>
       <w:r>
         <w:rPr>
@@ -10959,8 +11142,8 @@
     <w:p>
       <w:pPr>
         <w:pStyle w:val="BodyText"/>
+        <w:spacing w:before="0" w:after="0"/>
         <w:ind w:left="480" w:hanging="480"/>
-        <w:spacing w:before="0" w:after="0"/>
       </w:pPr>
       <w:r>
         <w:rPr>
@@ -11029,8 +11212,8 @@
     <w:p>
       <w:pPr>
         <w:pStyle w:val="BodyText"/>
+        <w:spacing w:before="0" w:after="0"/>
         <w:ind w:left="480" w:hanging="480"/>
-        <w:spacing w:before="0" w:after="0"/>
       </w:pPr>
       <w:r>
         <w:rPr>
@@ -11099,8 +11282,8 @@
     <w:p>
       <w:pPr>
         <w:pStyle w:val="BodyText"/>
+        <w:spacing w:before="0" w:after="0"/>
         <w:ind w:left="480" w:hanging="480"/>
-        <w:spacing w:before="0" w:after="180"/>
       </w:pPr>
       <w:r>
         <w:rPr>
@@ -11205,6 +11388,14 @@
       <w:tblPr>
         <w:tblStyle w:val="Table"/>
         <w:tblW w:type="auto" w:w="0"/>
+        <w:tblBorders>
+          <w:top w:val="single" w:sz="12" w:space="0" w:color="000000"/>
+          <w:left w:val="none" w:sz="0" w:space="0" w:color="auto"/>
+          <w:bottom w:val="single" w:sz="12" w:space="0" w:color="000000"/>
+          <w:right w:val="none" w:sz="0" w:space="0" w:color="auto"/>
+          <w:insideH w:val="none" w:sz="0" w:space="0" w:color="auto"/>
+          <w:insideV w:val="none" w:sz="0" w:space="0" w:color="auto"/>
+        </w:tblBorders>
         <w:tblLook w:firstRow="1" w:lastRow="0" w:firstColumn="0" w:lastColumn="0" w:noHBand="0" w:noVBand="0" w:val="0020"/>
       </w:tblPr>
       <w:tblGrid>
@@ -11216,7 +11407,11 @@
           <w:tblHeader w:val="on"/>
         </w:trPr>
         <w:tc>
-          <w:tcPr/>
+          <w:tcPr>
+            <w:tcBorders>
+              <w:bottom w:val="single" w:sz="8" w:space="0" w:color="000000"/>
+            </w:tcBorders>
+          </w:tcPr>
           <w:p>
             <w:pPr>
               <w:pStyle w:val="Compact"/>
@@ -11232,7 +11427,11 @@
           </w:p>
         </w:tc>
         <w:tc>
-          <w:tcPr/>
+          <w:tcPr>
+            <w:tcBorders>
+              <w:bottom w:val="single" w:sz="8" w:space="0" w:color="000000"/>
+            </w:tcBorders>
+          </w:tcPr>
           <w:p>
             <w:pPr>
               <w:pStyle w:val="Compact"/>
@@ -11640,6 +11839,7 @@
     <w:p>
       <w:pPr>
         <w:pStyle w:val="BodyText"/>
+        <w:spacing w:before="0" w:after="0"/>
       </w:pPr>
       <w:r>
         <w:rPr>
@@ -11657,6 +11857,7 @@
     <w:p>
       <w:pPr>
         <w:pStyle w:val="BodyText"/>
+        <w:spacing w:before="0" w:after="0"/>
       </w:pPr>
       <w:r>
         <w:rPr>
@@ -11939,6 +12140,7 @@
     <w:p>
       <w:pPr>
         <w:pStyle w:val="BodyText"/>
+        <w:spacing w:before="0" w:after="0"/>
       </w:pPr>
       <w:r>
         <w:rPr>
@@ -12000,6 +12202,7 @@
     <w:p>
       <w:pPr>
         <w:pStyle w:val="BodyText"/>
+        <w:spacing w:before="0" w:after="0"/>
       </w:pPr>
       <w:r>
         <w:rPr>
@@ -12703,6 +12906,14 @@
       <w:tblPr>
         <w:tblStyle w:val="Table"/>
         <w:tblW w:type="auto" w:w="0"/>
+        <w:tblBorders>
+          <w:top w:val="single" w:sz="12" w:space="0" w:color="000000"/>
+          <w:left w:val="none" w:sz="0" w:space="0" w:color="auto"/>
+          <w:bottom w:val="single" w:sz="12" w:space="0" w:color="000000"/>
+          <w:right w:val="none" w:sz="0" w:space="0" w:color="auto"/>
+          <w:insideH w:val="none" w:sz="0" w:space="0" w:color="auto"/>
+          <w:insideV w:val="none" w:sz="0" w:space="0" w:color="auto"/>
+        </w:tblBorders>
         <w:tblLook w:firstRow="1" w:lastRow="0" w:firstColumn="0" w:lastColumn="0" w:noHBand="0" w:noVBand="0" w:val="0020"/>
       </w:tblPr>
       <w:tblGrid>
@@ -12714,7 +12925,11 @@
           <w:tblHeader w:val="on"/>
         </w:trPr>
         <w:tc>
-          <w:tcPr/>
+          <w:tcPr>
+            <w:tcBorders>
+              <w:bottom w:val="single" w:sz="8" w:space="0" w:color="000000"/>
+            </w:tcBorders>
+          </w:tcPr>
           <w:p>
             <w:pPr>
               <w:pStyle w:val="Compact"/>
@@ -12730,7 +12945,11 @@
           </w:p>
         </w:tc>
         <w:tc>
-          <w:tcPr/>
+          <w:tcPr>
+            <w:tcBorders>
+              <w:bottom w:val="single" w:sz="8" w:space="0" w:color="000000"/>
+            </w:tcBorders>
+          </w:tcPr>
           <w:p>
             <w:pPr>
               <w:pStyle w:val="Compact"/>
@@ -14216,8 +14435,8 @@
     <w:p>
       <w:pPr>
         <w:pStyle w:val="FirstParagraph"/>
+        <w:spacing w:before="0" w:after="0"/>
         <w:ind w:left="480" w:hanging="480"/>
-        <w:spacing w:after="0"/>
       </w:pPr>
       <w:r>
         <w:rPr>
@@ -14241,51 +14460,51 @@
     <w:p>
       <w:pPr>
         <w:pStyle w:val="FirstParagraph"/>
+        <w:spacing w:before="0" w:after="0"/>
         <w:ind w:left="480" w:hanging="480"/>
+      </w:pPr>
+      <w:r>
+        <w:rPr>
+          <w:rFonts w:ascii="Times New Roman" w:hAnsi="Times New Roman" w:eastAsia="Times New Roman" w:cs="Times New Roman"/>
+        </w:rPr>
+        <w:t xml:space="preserve">B. </w:t>
+      </w:r>
+      <w:r>
+        <w:rPr>
+          <w:rFonts w:hint="eastAsia" w:ascii="Times New Roman" w:hAnsi="Times New Roman" w:eastAsia="FangSong" w:cs="Times New Roman"/>
+        </w:rPr>
+        <w:t>氙原子半径大</w:t>
+      </w:r>
+      <w:r>
+        <w:rPr>
+          <w:rFonts w:hint="eastAsia" w:ascii="Times New Roman" w:hAnsi="Times New Roman" w:eastAsia="Times New Roman" w:cs="Times New Roman"/>
+        </w:rPr>
+        <w:t>,</w:t>
+      </w:r>
+      <w:r>
+        <w:rPr>
+          <w:rFonts w:ascii="Times New Roman" w:hAnsi="Times New Roman" w:eastAsia="Times New Roman" w:cs="Times New Roman"/>
+        </w:rPr>
+        <w:t xml:space="preserve"> </w:t>
+      </w:r>
+      <w:r>
+        <w:rPr>
+          <w:rFonts w:hint="eastAsia" w:ascii="Times New Roman" w:hAnsi="Times New Roman" w:eastAsia="FangSong" w:cs="Times New Roman"/>
+        </w:rPr>
+        <w:t xml:space="preserve">电离能小</w:t>
+      </w:r>
+      <w:r>
+        <w:rPr>
+          <w:rFonts w:ascii="Times New Roman" w:hAnsi="Times New Roman" w:eastAsia="Times New Roman" w:cs="Times New Roman"/>
+        </w:rPr>
+        <w:t xml:space="preserve"> </w:t>
+      </w:r>
+    </w:p>
+    <w:p>
+      <w:pPr>
+        <w:pStyle w:val="FirstParagraph"/>
         <w:spacing w:before="0" w:after="0"/>
-      </w:pPr>
-      <w:r>
-        <w:rPr>
-          <w:rFonts w:ascii="Times New Roman" w:hAnsi="Times New Roman" w:eastAsia="Times New Roman" w:cs="Times New Roman"/>
-        </w:rPr>
-        <w:t xml:space="preserve">B. </w:t>
-      </w:r>
-      <w:r>
-        <w:rPr>
-          <w:rFonts w:hint="eastAsia" w:ascii="Times New Roman" w:hAnsi="Times New Roman" w:eastAsia="FangSong" w:cs="Times New Roman"/>
-        </w:rPr>
-        <w:t>氙原子半径大</w:t>
-      </w:r>
-      <w:r>
-        <w:rPr>
-          <w:rFonts w:hint="eastAsia" w:ascii="Times New Roman" w:hAnsi="Times New Roman" w:eastAsia="Times New Roman" w:cs="Times New Roman"/>
-        </w:rPr>
-        <w:t>,</w:t>
-      </w:r>
-      <w:r>
-        <w:rPr>
-          <w:rFonts w:ascii="Times New Roman" w:hAnsi="Times New Roman" w:eastAsia="Times New Roman" w:cs="Times New Roman"/>
-        </w:rPr>
-        <w:t xml:space="preserve"> </w:t>
-      </w:r>
-      <w:r>
-        <w:rPr>
-          <w:rFonts w:hint="eastAsia" w:ascii="Times New Roman" w:hAnsi="Times New Roman" w:eastAsia="FangSong" w:cs="Times New Roman"/>
-        </w:rPr>
-        <w:t xml:space="preserve">电离能小</w:t>
-      </w:r>
-      <w:r>
-        <w:rPr>
-          <w:rFonts w:ascii="Times New Roman" w:hAnsi="Times New Roman" w:eastAsia="Times New Roman" w:cs="Times New Roman"/>
-        </w:rPr>
-        <w:t xml:space="preserve"> </w:t>
-      </w:r>
-    </w:p>
-    <w:p>
-      <w:pPr>
-        <w:pStyle w:val="FirstParagraph"/>
         <w:ind w:left="480" w:hanging="480"/>
-        <w:spacing w:before="0" w:after="180"/>
       </w:pPr>
       <w:r>
         <w:rPr>
@@ -14366,8 +14585,8 @@
     <w:p>
       <w:pPr>
         <w:pStyle w:val="FirstParagraph"/>
+        <w:spacing w:before="0" w:after="0"/>
         <w:ind w:left="480" w:hanging="480"/>
-        <w:spacing w:after="0"/>
       </w:pPr>
       <w:r>
         <w:rPr>
@@ -14403,45 +14622,45 @@
     <w:p>
       <w:pPr>
         <w:pStyle w:val="FirstParagraph"/>
+        <w:spacing w:before="0" w:after="0"/>
         <w:ind w:left="480" w:hanging="480"/>
+      </w:pPr>
+      <w:r>
+        <w:rPr>
+          <w:rFonts w:ascii="Times New Roman" w:hAnsi="Times New Roman" w:eastAsia="Times New Roman" w:cs="Times New Roman"/>
+        </w:rPr>
+        <w:t xml:space="preserve">B. </w:t>
+      </w:r>
+      <w:r>
+        <w:rPr>
+          <w:rFonts w:hint="eastAsia" w:ascii="Times New Roman" w:hAnsi="Times New Roman" w:eastAsia="FangSong" w:cs="Times New Roman"/>
+        </w:rPr>
+        <w:t>氟</w:t>
+      </w:r>
+      <w:r>
+        <w:rPr>
+          <w:rFonts w:hint="eastAsia" w:ascii="Times New Roman" w:hAnsi="Times New Roman" w:eastAsia="Times New Roman" w:cs="Times New Roman"/>
+        </w:rPr>
+        <w:t>、</w:t>
+      </w:r>
+      <w:r>
+        <w:rPr>
+          <w:rFonts w:hint="eastAsia" w:ascii="Times New Roman" w:hAnsi="Times New Roman" w:eastAsia="FangSong" w:cs="Times New Roman"/>
+        </w:rPr>
+        <w:t>氧的原子半径小</w:t>
+      </w:r>
+      <w:r>
+        <w:rPr>
+          <w:rFonts w:ascii="Times New Roman" w:hAnsi="Times New Roman" w:eastAsia="Times New Roman" w:cs="Times New Roman"/>
+        </w:rPr>
+        <w:t xml:space="preserve"> </w:t>
+      </w:r>
+    </w:p>
+    <w:p>
+      <w:pPr>
+        <w:pStyle w:val="FirstParagraph"/>
         <w:spacing w:before="0" w:after="0"/>
-      </w:pPr>
-      <w:r>
-        <w:rPr>
-          <w:rFonts w:ascii="Times New Roman" w:hAnsi="Times New Roman" w:eastAsia="Times New Roman" w:cs="Times New Roman"/>
-        </w:rPr>
-        <w:t xml:space="preserve">B. </w:t>
-      </w:r>
-      <w:r>
-        <w:rPr>
-          <w:rFonts w:hint="eastAsia" w:ascii="Times New Roman" w:hAnsi="Times New Roman" w:eastAsia="FangSong" w:cs="Times New Roman"/>
-        </w:rPr>
-        <w:t>氟</w:t>
-      </w:r>
-      <w:r>
-        <w:rPr>
-          <w:rFonts w:hint="eastAsia" w:ascii="Times New Roman" w:hAnsi="Times New Roman" w:eastAsia="Times New Roman" w:cs="Times New Roman"/>
-        </w:rPr>
-        <w:t>、</w:t>
-      </w:r>
-      <w:r>
-        <w:rPr>
-          <w:rFonts w:hint="eastAsia" w:ascii="Times New Roman" w:hAnsi="Times New Roman" w:eastAsia="FangSong" w:cs="Times New Roman"/>
-        </w:rPr>
-        <w:t>氧的原子半径小</w:t>
-      </w:r>
-      <w:r>
-        <w:rPr>
-          <w:rFonts w:ascii="Times New Roman" w:hAnsi="Times New Roman" w:eastAsia="Times New Roman" w:cs="Times New Roman"/>
-        </w:rPr>
-        <w:t xml:space="preserve"> </w:t>
-      </w:r>
-    </w:p>
-    <w:p>
-      <w:pPr>
-        <w:pStyle w:val="FirstParagraph"/>
         <w:ind w:left="480" w:hanging="480"/>
-        <w:spacing w:before="0" w:after="180"/>
       </w:pPr>
       <w:r>
         <w:rPr>
@@ -14504,8 +14723,8 @@
     <w:p>
       <w:pPr>
         <w:pStyle w:val="FirstParagraph"/>
+        <w:spacing w:before="0" w:after="0"/>
         <w:ind w:left="480" w:hanging="480"/>
-        <w:spacing w:after="0"/>
       </w:pPr>
       <w:r>
         <w:rPr>
@@ -14529,33 +14748,33 @@
     <w:p>
       <w:pPr>
         <w:pStyle w:val="FirstParagraph"/>
+        <w:spacing w:before="0" w:after="0"/>
         <w:ind w:left="480" w:hanging="480"/>
+      </w:pPr>
+      <w:r>
+        <w:rPr>
+          <w:rFonts w:ascii="Times New Roman" w:hAnsi="Times New Roman" w:eastAsia="Times New Roman" w:cs="Times New Roman"/>
+        </w:rPr>
+        <w:t xml:space="preserve">B. </w:t>
+      </w:r>
+      <w:r>
+        <w:rPr>
+          <w:rFonts w:hint="eastAsia" w:ascii="Times New Roman" w:hAnsi="Times New Roman" w:eastAsia="FangSong" w:cs="Times New Roman"/>
+        </w:rPr>
+        <w:t xml:space="preserve">氡的电离能大</w:t>
+      </w:r>
+      <w:r>
+        <w:rPr>
+          <w:rFonts w:ascii="Times New Roman" w:hAnsi="Times New Roman" w:eastAsia="Times New Roman" w:cs="Times New Roman"/>
+        </w:rPr>
+        <w:t xml:space="preserve"> </w:t>
+      </w:r>
+    </w:p>
+    <w:p>
+      <w:pPr>
+        <w:pStyle w:val="FirstParagraph"/>
         <w:spacing w:before="0" w:after="0"/>
-      </w:pPr>
-      <w:r>
-        <w:rPr>
-          <w:rFonts w:ascii="Times New Roman" w:hAnsi="Times New Roman" w:eastAsia="Times New Roman" w:cs="Times New Roman"/>
-        </w:rPr>
-        <w:t xml:space="preserve">B. </w:t>
-      </w:r>
-      <w:r>
-        <w:rPr>
-          <w:rFonts w:hint="eastAsia" w:ascii="Times New Roman" w:hAnsi="Times New Roman" w:eastAsia="FangSong" w:cs="Times New Roman"/>
-        </w:rPr>
-        <w:t xml:space="preserve">氡的电离能大</w:t>
-      </w:r>
-      <w:r>
-        <w:rPr>
-          <w:rFonts w:ascii="Times New Roman" w:hAnsi="Times New Roman" w:eastAsia="Times New Roman" w:cs="Times New Roman"/>
-        </w:rPr>
-        <w:t xml:space="preserve"> </w:t>
-      </w:r>
-    </w:p>
-    <w:p>
-      <w:pPr>
-        <w:pStyle w:val="FirstParagraph"/>
         <w:ind w:left="480" w:hanging="480"/>
-        <w:spacing w:before="0" w:after="180"/>
       </w:pPr>
       <w:r>
         <w:rPr>
@@ -16048,6 +16267,14 @@
         <w:tblStyle w:val="Table"/>
         <w:tblW w:type="pct" w:w="5000"/>
         <w:tblLayout w:type="fixed"/>
+        <w:tblBorders>
+          <w:top w:val="single" w:sz="12" w:space="0" w:color="000000"/>
+          <w:left w:val="none" w:sz="0" w:space="0" w:color="auto"/>
+          <w:bottom w:val="single" w:sz="12" w:space="0" w:color="000000"/>
+          <w:right w:val="none" w:sz="0" w:space="0" w:color="auto"/>
+          <w:insideH w:val="none" w:sz="0" w:space="0" w:color="auto"/>
+          <w:insideV w:val="none" w:sz="0" w:space="0" w:color="auto"/>
+        </w:tblBorders>
         <w:tblLook w:firstRow="1" w:lastRow="0" w:firstColumn="0" w:lastColumn="0" w:noHBand="0" w:noVBand="0" w:val="0020"/>
       </w:tblPr>
       <w:tblGrid>
@@ -16062,7 +16289,11 @@
           <w:tblHeader w:val="on"/>
         </w:trPr>
         <w:tc>
-          <w:tcPr/>
+          <w:tcPr>
+            <w:tcBorders>
+              <w:bottom w:val="single" w:sz="8" w:space="0" w:color="000000"/>
+            </w:tcBorders>
+          </w:tcPr>
           <w:p>
             <w:pPr>
               <w:pStyle w:val="Compact"/>
@@ -16078,7 +16309,11 @@
           </w:p>
         </w:tc>
         <w:tc>
-          <w:tcPr/>
+          <w:tcPr>
+            <w:tcBorders>
+              <w:bottom w:val="single" w:sz="8" w:space="0" w:color="000000"/>
+            </w:tcBorders>
+          </w:tcPr>
           <w:p>
             <w:pPr>
               <w:pStyle w:val="Compact"/>
@@ -16108,7 +16343,11 @@
           </w:p>
         </w:tc>
         <w:tc>
-          <w:tcPr/>
+          <w:tcPr>
+            <w:tcBorders>
+              <w:bottom w:val="single" w:sz="8" w:space="0" w:color="000000"/>
+            </w:tcBorders>
+          </w:tcPr>
           <w:p>
             <w:pPr>
               <w:pStyle w:val="Compact"/>
@@ -16138,7 +16377,11 @@
           </w:p>
         </w:tc>
         <w:tc>
-          <w:tcPr/>
+          <w:tcPr>
+            <w:tcBorders>
+              <w:bottom w:val="single" w:sz="8" w:space="0" w:color="000000"/>
+            </w:tcBorders>
+          </w:tcPr>
           <w:p>
             <w:pPr>
               <w:pStyle w:val="Compact"/>
@@ -16161,7 +16404,11 @@
           </w:p>
         </w:tc>
         <w:tc>
-          <w:tcPr/>
+          <w:tcPr>
+            <w:tcBorders>
+              <w:bottom w:val="single" w:sz="8" w:space="0" w:color="000000"/>
+            </w:tcBorders>
+          </w:tcPr>
           <w:p>
             <w:pPr>
               <w:pStyle w:val="Compact"/>
@@ -21904,7 +22151,7 @@
     <ns0:rPr>
       <ns0:rFonts ns0:ascii="Times New Roman" ns0:cs="Times New Roman" ns0:eastAsia="SimHei" ns0:hAnsi="Times New Roman"/>
       <ns0:b/>
-      <ns0:color ns0:val="17324D"/>
+      <ns0:color ns0:val="000000"/>
       <ns0:sz ns0:val="44"/>
       <ns0:szCs ns0:val="56"/>
     </ns0:rPr>
@@ -22046,7 +22293,7 @@
     <ns0:rPr>
       <ns0:rFonts ns0:ascii="Times New Roman" ns0:cs="Times New Roman" ns0:eastAsia="SimHei" ns0:hAnsi="Times New Roman"/>
       <ns0:b/>
-      <ns0:color ns0:val="17324D"/>
+      <ns0:color ns0:val="000000"/>
       <ns0:sz ns0:val="32"/>
       <ns0:szCs ns0:val="40"/>
     </ns0:rPr>
@@ -22070,7 +22317,7 @@
     <ns0:rPr>
       <ns0:rFonts ns0:ascii="Times New Roman" ns0:cs="Times New Roman" ns0:eastAsia="SimHei" ns0:hAnsi="Times New Roman"/>
       <ns0:b/>
-      <ns0:color ns0:val="17324D"/>
+      <ns0:color ns0:val="000000"/>
       <ns0:sz ns0:val="28"/>
       <ns0:szCs ns0:val="32"/>
     </ns0:rPr>
@@ -22094,7 +22341,7 @@
     <ns0:rPr>
       <ns0:rFonts ns0:ascii="Times New Roman" ns0:cs="Times New Roman" ns0:eastAsia="SimHei" ns0:hAnsi="Times New Roman"/>
       <ns0:b/>
-      <ns0:color ns0:val="17324D"/>
+      <ns0:color ns0:val="000000"/>
       <ns0:sz ns0:val="25"/>
       <ns0:szCs ns0:val="28"/>
     </ns0:rPr>
